--- a/review/CS-Review-02-Resume-Pipeline.docx
+++ b/review/CS-Review-02-Resume-Pipeline.docx
@@ -21,7 +21,7 @@
           <w:sz w:val="48"/>
           <w:szCs w:val="48"/>
         </w:rPr>
-        <w:t xml:space="preserve">Case Study Review #2</w:t>
+        <w:t xml:space="preserve">Resume Pipeline — Application Workflow Design</w:t>
       </w:r>
     </w:p>
     <w:p>
@@ -36,7 +36,7 @@
           <w:sz w:val="28"/>
           <w:szCs w:val="28"/>
         </w:rPr>
-        <w:t xml:space="preserve">AI Job Analyzer &amp; Tailored Resume Pipeline</w:t>
+        <w:t xml:space="preserve">Case Study Review #2</w:t>
       </w:r>
     </w:p>
     <w:p>
@@ -51,7 +51,7 @@
           <w:sz w:val="22"/>
           <w:szCs w:val="22"/>
         </w:rPr>
-        <w:t xml:space="preserve">Harry Hein | March 17, 2026</w:t>
+        <w:t xml:space="preserve">Harry Hein | March 18, 2026</w:t>
       </w:r>
     </w:p>
     <w:p>
@@ -160,7 +160,7 @@
                 <w:sz w:val="20"/>
                 <w:szCs w:val="20"/>
               </w:rPr>
-              <w:t xml:space="preserve">AI Job Analyzer &amp; Tailored Resume Pipeline</w:t>
+              <w:t xml:space="preserve">Resume Pipeline — Application Workflow Design</w:t>
             </w:r>
           </w:p>
         </w:tc>
@@ -192,7 +192,7 @@
                 <w:sz w:val="20"/>
                 <w:szCs w:val="20"/>
               </w:rPr>
-              <w:t xml:space="preserve">Year</w:t>
+              <w:t xml:space="preserve">Slides</w:t>
             </w:r>
           </w:p>
         </w:tc>
@@ -219,7 +219,7 @@
                 <w:sz w:val="20"/>
                 <w:szCs w:val="20"/>
               </w:rPr>
-              <w:t xml:space="preserve">2025</w:t>
+              <w:t xml:space="preserve">27</w:t>
             </w:r>
           </w:p>
         </w:tc>
@@ -251,7 +251,7 @@
                 <w:sz w:val="20"/>
                 <w:szCs w:val="20"/>
               </w:rPr>
-              <w:t xml:space="preserve">Role</w:t>
+              <w:t xml:space="preserve">Year</w:t>
             </w:r>
           </w:p>
         </w:tc>
@@ -278,7 +278,7 @@
                 <w:sz w:val="20"/>
                 <w:szCs w:val="20"/>
               </w:rPr>
-              <w:t xml:space="preserve">Product Designer (Solo)</w:t>
+              <w:t xml:space="preserve">2026</w:t>
             </w:r>
           </w:p>
         </w:tc>
@@ -310,7 +310,7 @@
                 <w:sz w:val="20"/>
                 <w:szCs w:val="20"/>
               </w:rPr>
-              <w:t xml:space="preserve">Scope</w:t>
+              <w:t xml:space="preserve">Role</w:t>
             </w:r>
           </w:p>
         </w:tc>
@@ -337,7 +337,7 @@
                 <w:sz w:val="20"/>
                 <w:szCs w:val="20"/>
               </w:rPr>
-              <w:t xml:space="preserve">AI resume pipeline for Designer OS</w:t>
+              <w:t xml:space="preserve">Product Designer (Solo)</w:t>
             </w:r>
           </w:p>
         </w:tc>
@@ -369,7 +369,7 @@
                 <w:sz w:val="20"/>
                 <w:szCs w:val="20"/>
               </w:rPr>
-              <w:t xml:space="preserve">Key Metrics</w:t>
+              <w:t xml:space="preserve">Scope</w:t>
             </w:r>
           </w:p>
         </w:tc>
@@ -396,7 +396,7 @@
                 <w:sz w:val="20"/>
                 <w:szCs w:val="20"/>
               </w:rPr>
-              <w:t xml:space="preserve">40min to 15min per application, 4 tools to 1, &lt;5min cover letter</w:t>
+              <w:t xml:space="preserve">End-to-end resume application pipeline with AI-assisted writing, 27-slide narrative with design process documentation, usability testing, and vision roadmap</w:t>
             </w:r>
           </w:p>
         </w:tc>
@@ -428,7 +428,7 @@
                 <w:sz w:val="20"/>
                 <w:szCs w:val="20"/>
               </w:rPr>
-              <w:t xml:space="preserve">Slides</w:t>
+              <w:t xml:space="preserve">Key Metrics</w:t>
             </w:r>
           </w:p>
         </w:tc>
@@ -455,7 +455,7 @@
                 <w:sz w:val="20"/>
                 <w:szCs w:val="20"/>
               </w:rPr>
-              <w:t xml:space="preserve">27</w:t>
+              <w:t xml:space="preserve">40→15 min per application, 4→1 tools replaced, &lt;5min cover letter, 12 interviews, 5 moderated usability tests, 3 beta testers</w:t>
             </w:r>
           </w:p>
         </w:tc>
@@ -694,7 +694,7 @@
                 <w:sz w:val="20"/>
                 <w:szCs w:val="20"/>
               </w:rPr>
-              <w:t xml:space="preserve">6-stage pipeline documented. Build process (vibe code, sync tokens, components, iterate, test, polish). 5 moderated usability tests. Strong iterative methodology.</w:t>
+              <w:t xml:space="preserve">Strong 5-act narrative from problem discovery through future vision. Research phase includes 12 semi-structured interviews with 3-8 years job search experience conducted Jan-Feb 2026, with specific user quotes from P3, P7, P11 personas referenced. Slide 7 'Why Not Something Simpler' explores rejected alternatives (Chrome Extension, Figma Plugin, Checklist tool) vs chosen Integrated Pipeline approach, demonstrating decision-making rigor. NEW Slide 8 'How It Was Built' documents vibe coding process with Claude, token sync to Figma, component creation, and test-iterate cycle. 5 moderated usability tests explicitly shown with weekly reviews involving 3 beta testers. Design Decisions slide outlines Base Resume First, Gaps Before Praise, No Full AI Rewrite, AI Badge Gone on Export. Future Vision slide shows Chrome Extension roadmap as product thinking, not implemented feature.</w:t>
             </w:r>
           </w:p>
         </w:tc>
@@ -785,7 +785,7 @@
                 <w:sz w:val="20"/>
                 <w:szCs w:val="20"/>
               </w:rPr>
-              <w:t xml:space="preserve">40 to 15min savings is tangible. 4 to 1 tool consolidation clear. Planned metrics show business thinking but are not yet measured.</w:t>
+              <w:t xml:space="preserve">Resolution story (Sarah) provides concrete outcome: '5 tailored applications in 2 weeks, 2 interview callbacks.' This is more specific than V3. Time reduction clearly stated: 40→15 minutes per application. Tools consolidated: 4→1. Title metric &lt;5min cover letter. However, homepage claim of '2.5-3x callback rate' is not supported by case study. Sarah's 2 callbacks from 5 applications = 40% rate, which is higher than typical cold application ~4-5% baseline, but the math for 2.5-3x is not shown. This represents a credibility gap vs Finance Dashboard's explicit ROI calculation.</w:t>
             </w:r>
           </w:p>
         </w:tc>
@@ -876,7 +876,7 @@
                 <w:sz w:val="20"/>
                 <w:szCs w:val="20"/>
               </w:rPr>
-              <w:t xml:space="preserve">Claude API, prompt engineering for JD parsing, gap analysis engine, suggestion ranking. Design tokens synced from code. High technical sophistication.</w:t>
+              <w:t xml:space="preserve">Demonstrates 'vibe coding with Claude' methodology — using AI for rapid iteration and exploration rather than traditional development. Token sync to Figma as design-to-code bridge. Component creation from prototypes. Figma as primary tool. WCAG AA and keyboard-navigable cards mentioned. The 'vibe code' framing is honest about AI-assisted development, not claiming pure handmade engineering. Architecture shows understanding of design system principles.</w:t>
             </w:r>
           </w:p>
         </w:tc>
@@ -967,7 +967,7 @@
                 <w:sz w:val="20"/>
                 <w:szCs w:val="20"/>
               </w:rPr>
-              <w:t xml:space="preserve">12 semi-structured interviews with quotes (P3, P7, P11). Quantified (10/12, 8/12). 5 usability tests. Research clearly shaped decisions.</w:t>
+              <w:t xml:space="preserve">12 semi-structured interviews with job seekers (3-8 years experience, Jan-Feb 2026 timeframe specified). Specific persona quotes (P3/P7/P11) are referenced, suggesting representative sample. 5 moderated usability tests shown with structured feedback. 3 beta testers for ongoing iteration. Research directly feeds design decisions: 'Base Resume First' and 'Gaps Before Praise' are evidence-based patterns from interviews, not arbitrary choices. Stronger than Golden Paths because larger interview sample and usability testing visible.</w:t>
             </w:r>
           </w:p>
         </w:tc>
@@ -1058,7 +1058,7 @@
                 <w:sz w:val="20"/>
                 <w:szCs w:val="20"/>
               </w:rPr>
-              <w:t xml:space="preserve">Solo again. No cross-functional work visible. Planned Chrome extension shows product vision but no team evidence.</w:t>
+              <w:t xml:space="preserve">Solo project (Resume Pipeline is personal product, like Golden Paths). Design Decisions slide mentions 'what we got wrong first' suggesting iteration, but no explicit team involvement. Weekly reviews with 3 beta testers show iteration process, but these are external users not team members. Missing: stakeholder management, design critique participation, or cross-functional negotiation that would signal team readiness.</w:t>
             </w:r>
           </w:p>
         </w:tc>
@@ -1121,7 +1121,7 @@
                 <w:sz w:val="20"/>
                 <w:szCs w:val="20"/>
               </w:rPr>
-              <w:t xml:space="preserve">8/10</w:t>
+              <w:t xml:space="preserve">8.5/10</w:t>
             </w:r>
           </w:p>
         </w:tc>
@@ -1149,7 +1149,7 @@
                 <w:sz w:val="20"/>
                 <w:szCs w:val="20"/>
               </w:rPr>
-              <w:t xml:space="preserve">27 slides well-paced. Step-by-step pipeline walkthrough. Design decisions section strong. Demo slide adds credibility.</w:t>
+              <w:t xml:space="preserve">27-slide presentation is longer and more comprehensive than Golden Paths. Progressive disclosure structure: Problem → Research (interviews + quotes) → Why Not Simpler (alternatives) → How It Was Built (process) → Demo → Components → Decisions → Future Vision → Resolution → Metrics → Learnings. 'How It Was Built' slide showing vibe coding methodology is unusual and memorable. Future Vision roadmap adds product thinking visibility.</w:t>
             </w:r>
           </w:p>
         </w:tc>
@@ -1213,7 +1213,7 @@
                 <w:sz w:val="20"/>
                 <w:szCs w:val="20"/>
               </w:rPr>
-              <w:t xml:space="preserve">7.8/10</w:t>
+              <w:t xml:space="preserve">7.9/10</w:t>
             </w:r>
           </w:p>
         </w:tc>
@@ -1455,7 +1455,7 @@
                 <w:sz w:val="20"/>
                 <w:szCs w:val="20"/>
               </w:rPr>
-              <w:t xml:space="preserve">8/10</w:t>
+              <w:t xml:space="preserve">8.5/10</w:t>
             </w:r>
           </w:p>
         </w:tc>
@@ -1483,7 +1483,7 @@
                 <w:sz w:val="20"/>
                 <w:szCs w:val="20"/>
               </w:rPr>
-              <w:t xml:space="preserve">AI product design strong and market-relevant. Full stack from research to implementation.</w:t>
+              <w:t xml:space="preserve">AI-assisted product design (vibe coding) and end-to-end user experience design signal current market skills. Building AI integration into user workflows (writing assistance, schema detection) shows understanding of AI UX patterns. Focus on reducing friction (40→15 min) and removing unnecessary tools (4→1) is pragmatic product thinking. Career narrative of building tools to solve personal pain points (both Golden Paths and Resume Pipeline are this pattern) positions candidate as 'builder who ships.'</w:t>
             </w:r>
           </w:p>
         </w:tc>
@@ -1546,7 +1546,7 @@
                 <w:sz w:val="20"/>
                 <w:szCs w:val="20"/>
               </w:rPr>
-              <w:t xml:space="preserve">7/10</w:t>
+              <w:t xml:space="preserve">7.5/10</w:t>
             </w:r>
           </w:p>
         </w:tc>
@@ -1574,7 +1574,7 @@
                 <w:sz w:val="20"/>
                 <w:szCs w:val="20"/>
               </w:rPr>
-              <w:t xml:space="preserve">Second Designer OS project. Hiring managers may wonder about work beyond personal tools.</w:t>
+              <w:t xml:space="preserve">Resume Pipeline is second personal product (same builder-ships-tools pattern as Golden Paths). Two consecutive Designer OS ecosystem products could indicate either 'extremely focused on own products' or 'personal brands as portfolio pieces.' For mid-to-large company hiring, this is solid but doesn't match the enterprise credibility of Retail or Design System case studies. However, the AI-assisted development approach with Claude is timely and shows adaptability to new tools.</w:t>
             </w:r>
           </w:p>
         </w:tc>
@@ -1665,7 +1665,7 @@
                 <w:sz w:val="20"/>
                 <w:szCs w:val="20"/>
               </w:rPr>
-              <w:t xml:space="preserve">AI product design, prompt engineering, user research, design systems, accessibility. Perfect 2025-2026 alignment.</w:t>
+              <w:t xml:space="preserve">End-to-end product design (interview → usability testing → vibe coding → component architecture). AI-assisted development with Claude. Figma tokens and design systems. WCAG AA accessibility compliance. Interview research and moderated testing are strong user research signals. The skill stack is: UX research, interaction design, usability testing, design-to-code workflow, accessibility. This is T-shaped with breadth in research and depth in accessibility-first design.</w:t>
             </w:r>
           </w:p>
         </w:tc>
@@ -1756,7 +1756,7 @@
                 <w:sz w:val="20"/>
                 <w:szCs w:val="20"/>
               </w:rPr>
-              <w:t xml:space="preserve">Second solo personal product. Pattern of personal tooling vs commercial product. Sarah persona needs interview-ready explanation.</w:t>
+              <w:t xml:space="preserve">Homepage claims '2.5-3x callback rate improvement' but case study shows '2 callbacks from 5 apps' without baseline comparison. This is the same credibility gap as Golden Paths where homepage metrics don't match slide evidence. Pattern emerging: homepage metrics are marketing claims not case study substantiation. N=1 resolution story (Sarah's 2 callbacks) is anecdotal, not statistical. 12 interviews and 5 usability tests are solid, but interview sample is from job market (biased toward people seeking better tools) not random.</w:t>
             </w:r>
           </w:p>
         </w:tc>
@@ -1815,11 +1815,11 @@
                 <w:rFonts w:ascii="Arial" w:cs="Arial" w:eastAsia="Arial" w:hAnsi="Arial"/>
                 <w:b/>
                 <w:bCs/>
-                <w:color w:val="C8A96E"/>
-                <w:sz w:val="20"/>
-                <w:szCs w:val="20"/>
-              </w:rPr>
-              <w:t xml:space="preserve">7.5/10</w:t>
+                <w:color w:val="27AE60"/>
+                <w:sz w:val="20"/>
+                <w:szCs w:val="20"/>
+              </w:rPr>
+              <w:t xml:space="preserve">8/10</w:t>
             </w:r>
           </w:p>
         </w:tc>
@@ -1847,7 +1847,7 @@
                 <w:sz w:val="20"/>
                 <w:szCs w:val="20"/>
               </w:rPr>
-              <w:t xml:space="preserve">Senior IC signals strong. Planned metrics show strategic thinking. Limited team leadership evidence.</w:t>
+              <w:t xml:space="preserve">Full-cycle product design (research → usability testing → vibe coding → shipping) signals mid-to-senior IC. AI-assisted development is niche skill. Design System and Retail studies provide enterprise context showing team capability. Combined portfolio suggests mid-senior IC ($140-160K range) or junior lead ($160-180K).</w:t>
             </w:r>
           </w:p>
         </w:tc>
@@ -1910,7 +1910,7 @@
                 <w:sz w:val="20"/>
                 <w:szCs w:val="20"/>
               </w:rPr>
-              <w:t xml:space="preserve">7/10</w:t>
+              <w:t xml:space="preserve">7.5/10</w:t>
             </w:r>
           </w:p>
         </w:tc>
@@ -1938,7 +1938,7 @@
                 <w:sz w:val="20"/>
                 <w:szCs w:val="20"/>
               </w:rPr>
-              <w:t xml:space="preserve">Opinionated principles (No Full AI Rewrite, Gaps Before Praise). Accessibility callout positive.</w:t>
+              <w:t xml:space="preserve">Second personal product project maintains 'builder' brand. Weekly reviews with beta testers show iteration openness. Missing: explicit teamwork, mentoring, or organizational examples. This candidate profiles as 'strong IC who ships products' rather than 'leader who grows teams.'</w:t>
             </w:r>
           </w:p>
         </w:tc>
@@ -2002,7 +2002,7 @@
                 <w:sz w:val="20"/>
                 <w:szCs w:val="20"/>
               </w:rPr>
-              <w:t xml:space="preserve">7.6/10</w:t>
+              <w:t xml:space="preserve">7.9/10</w:t>
             </w:r>
           </w:p>
         </w:tc>
@@ -2073,7 +2073,7 @@
           <w:sz w:val="20"/>
           <w:szCs w:val="20"/>
         </w:rPr>
-        <w:t xml:space="preserve">Overall AI Authenticity Score: 7.5/10 (10 = fully human, 1 = fully AI)</w:t>
+        <w:t xml:space="preserve">Overall AI Authenticity Score: 8/10 (10 = fully human, 1 = fully AI)</w:t>
       </w:r>
     </w:p>
     <w:p>
@@ -2086,7 +2086,7 @@
           <w:sz w:val="20"/>
           <w:szCs w:val="20"/>
         </w:rPr>
-        <w:t xml:space="preserve">Largely human-authored. Research specificity and forward-looking honesty are strong signals. Design principles slightly formulaic.</w:t>
+        <w:t xml:space="preserve">Mostly human-authored. Research specificity (12 interviews, 5 usability tests, 3 beta testers) creates authenticity. 'Vibe coding' terminology is slightly informal but plausible developer jargon. Overall reads like genuine product design work.</w:t>
       </w:r>
     </w:p>
     <w:p>
@@ -2243,7 +2243,7 @@
                 <w:sz w:val="20"/>
                 <w:szCs w:val="20"/>
               </w:rPr>
-              <w:t xml:space="preserve">Sarah persona (47 applications, 2 interviews)</w:t>
+              <w:t xml:space="preserve">Slide narrative and quotes (P3, P7, P11)</w:t>
             </w:r>
           </w:p>
         </w:tc>
@@ -2300,7 +2300,7 @@
                 <w:sz w:val="20"/>
                 <w:szCs w:val="20"/>
               </w:rPr>
-              <w:t xml:space="preserve">Specific numbers, labeled composite from 12 interviews.</w:t>
+              <w:t xml:space="preserve">Specific persona names and interview quotes. If fabricated, would be caught in reference calls. Quotes are conversational and situational.</w:t>
             </w:r>
           </w:p>
         </w:tc>
@@ -2330,7 +2330,7 @@
                 <w:sz w:val="20"/>
                 <w:szCs w:val="20"/>
               </w:rPr>
-              <w:t xml:space="preserve">The Nightly Ritual narrative</w:t>
+              <w:t xml:space="preserve">'Vibe coding with Claude' methodology</w:t>
             </w:r>
           </w:p>
         </w:tc>
@@ -2355,11 +2355,11 @@
             <w:r>
               <w:rPr>
                 <w:rFonts w:ascii="Arial" w:cs="Arial" w:eastAsia="Arial" w:hAnsi="Arial"/>
-                <w:color w:val="27AE60"/>
-                <w:sz w:val="20"/>
-                <w:szCs w:val="20"/>
-              </w:rPr>
-              <w:t xml:space="preserve">Low</w:t>
+                <w:color w:val="E67E22"/>
+                <w:sz w:val="20"/>
+                <w:szCs w:val="20"/>
+              </w:rPr>
+              <w:t xml:space="preserve">Medium</w:t>
             </w:r>
           </w:p>
         </w:tc>
@@ -2387,7 +2387,7 @@
                 <w:sz w:val="20"/>
                 <w:szCs w:val="20"/>
               </w:rPr>
-              <w:t xml:space="preserve">Specific situational detail. Feels observed, not generated.</w:t>
+              <w:t xml:space="preserve">This is new terminology in portfolio (V4 addition). Framing AI as 'vibe' vs 'coding' is slightly informal. Could be genuine developer jargon or slightly dramatized.</w:t>
             </w:r>
           </w:p>
         </w:tc>
@@ -2417,7 +2417,7 @@
                 <w:sz w:val="20"/>
                 <w:szCs w:val="20"/>
               </w:rPr>
-              <w:t xml:space="preserve">Research quotes (P3, P7, P11)</w:t>
+              <w:t xml:space="preserve">5 moderated usability tests with 3 beta testers</w:t>
             </w:r>
           </w:p>
         </w:tc>
@@ -2474,7 +2474,7 @@
                 <w:sz w:val="20"/>
                 <w:szCs w:val="20"/>
               </w:rPr>
-              <w:t xml:space="preserve">Attributed to specific participants.</w:t>
+              <w:t xml:space="preserve">Specific numbers. Structured testing (moderated tests are not casual feedback). If true, this is excellent practice.</w:t>
             </w:r>
           </w:p>
         </w:tc>
@@ -2504,7 +2504,7 @@
                 <w:sz w:val="20"/>
                 <w:szCs w:val="20"/>
               </w:rPr>
-              <w:t xml:space="preserve">Design principles (X-Don't-Y formulas)</w:t>
+              <w:t xml:space="preserve">Design decisions (Base Resume First, Gaps Before Praise)</w:t>
             </w:r>
           </w:p>
         </w:tc>
@@ -2529,11 +2529,11 @@
             <w:r>
               <w:rPr>
                 <w:rFonts w:ascii="Arial" w:cs="Arial" w:eastAsia="Arial" w:hAnsi="Arial"/>
-                <w:color w:val="E67E22"/>
-                <w:sz w:val="20"/>
-                <w:szCs w:val="20"/>
-              </w:rPr>
-              <w:t xml:space="preserve">Medium</w:t>
+                <w:color w:val="27AE60"/>
+                <w:sz w:val="20"/>
+                <w:szCs w:val="20"/>
+              </w:rPr>
+              <w:t xml:space="preserve">Low</w:t>
             </w:r>
           </w:p>
         </w:tc>
@@ -2561,7 +2561,7 @@
                 <w:sz w:val="20"/>
                 <w:szCs w:val="20"/>
               </w:rPr>
-              <w:t xml:space="preserve">Slightly formulaic but content is original.</w:t>
+              <w:t xml:space="preserve">Pattern names suggest genuine insights from research, not generic advice.</w:t>
             </w:r>
           </w:p>
         </w:tc>
@@ -2591,7 +2591,7 @@
                 <w:sz w:val="20"/>
                 <w:szCs w:val="20"/>
               </w:rPr>
-              <w:t xml:space="preserve">Key takeaway paragraph</w:t>
+              <w:t xml:space="preserve">Future Vision (Chrome Extension roadmap)</w:t>
             </w:r>
           </w:p>
         </w:tc>
@@ -2616,11 +2616,11 @@
             <w:r>
               <w:rPr>
                 <w:rFonts w:ascii="Arial" w:cs="Arial" w:eastAsia="Arial" w:hAnsi="Arial"/>
-                <w:color w:val="E67E22"/>
-                <w:sz w:val="20"/>
-                <w:szCs w:val="20"/>
-              </w:rPr>
-              <w:t xml:space="preserve">Medium</w:t>
+                <w:color w:val="27AE60"/>
+                <w:sz w:val="20"/>
+                <w:szCs w:val="20"/>
+              </w:rPr>
+              <w:t xml:space="preserve">Low</w:t>
             </w:r>
           </w:p>
         </w:tc>
@@ -2648,7 +2648,7 @@
                 <w:sz w:val="20"/>
                 <w:szCs w:val="20"/>
               </w:rPr>
-              <w:t xml:space="preserve">Parallel structure: 'doesn't just save time. It closes the intelligence gap.'</w:t>
+              <w:t xml:space="preserve">Shows product thinking and identifies future direction. Not a claim of completed work, which is honest.</w:t>
             </w:r>
           </w:p>
         </w:tc>
@@ -2678,7 +2678,7 @@
                 <w:sz w:val="20"/>
                 <w:szCs w:val="20"/>
               </w:rPr>
-              <w:t xml:space="preserve">Planned metrics section</w:t>
+              <w:t xml:space="preserve">Resolution story (Sarah: 5 apps in 2 weeks, 2 callbacks)</w:t>
             </w:r>
           </w:p>
         </w:tc>
@@ -2703,11 +2703,11 @@
             <w:r>
               <w:rPr>
                 <w:rFonts w:ascii="Arial" w:cs="Arial" w:eastAsia="Arial" w:hAnsi="Arial"/>
-                <w:color w:val="27AE60"/>
-                <w:sz w:val="20"/>
-                <w:szCs w:val="20"/>
-              </w:rPr>
-              <w:t xml:space="preserve">Low</w:t>
+                <w:color w:val="E67E22"/>
+                <w:sz w:val="20"/>
+                <w:szCs w:val="20"/>
+              </w:rPr>
+              <w:t xml:space="preserve">Medium</w:t>
             </w:r>
           </w:p>
         </w:tc>
@@ -2735,7 +2735,155 @@
                 <w:sz w:val="20"/>
                 <w:szCs w:val="20"/>
               </w:rPr>
-              <w:t xml:space="preserve">Forward-looking, honest. AI would claim results, not plan them.</w:t>
+              <w:t xml:space="preserve">Specific but N=1. Single user story is illustrative but not validating. Could be real user or composite.</w:t>
+            </w:r>
+          </w:p>
+        </w:tc>
+      </w:tr>
+    </w:tbl>
+    <w:p>
+      <w:r>
+        <w:br w:type="page"/>
+      </w:r>
+    </w:p>
+    <w:p>
+      <w:pPr>
+        <w:pStyle w:val="Heading1"/>
+        <w:spacing w:after="200" w:before="360"/>
+      </w:pPr>
+      <w:r>
+        <w:rPr>
+          <w:rFonts w:ascii="Arial" w:cs="Arial" w:eastAsia="Arial" w:hAnsi="Arial"/>
+          <w:b/>
+          <w:bCs/>
+          <w:color w:val="1A3C6E"/>
+          <w:sz w:val="32"/>
+          <w:szCs w:val="32"/>
+        </w:rPr>
+        <w:t xml:space="preserve">Part 4: Fabrication &amp; Credibility Audit</w:t>
+      </w:r>
+    </w:p>
+    <w:p>
+      <w:pPr>
+        <w:spacing w:after="120"/>
+      </w:pPr>
+      <w:r>
+        <w:rPr>
+          <w:rFonts w:ascii="Arial" w:cs="Arial" w:eastAsia="Arial" w:hAnsi="Arial"/>
+          <w:sz w:val="20"/>
+          <w:szCs w:val="20"/>
+        </w:rPr>
+        <w:t xml:space="preserve">Every claim, metric, persona detail, and outcome statement is assessed for plausibility. Verdicts: Credible (evidence supports claim), Questionable (claim needs additional evidence), Likely Fabricated (claim contradicts available evidence), Notable (significant absence worth flagging).</w:t>
+      </w:r>
+    </w:p>
+    <w:tbl>
+      <w:tblPr>
+        <w:tblW w:type="dxa" w:w="9360"/>
+        <w:tblBorders>
+          <w:top w:val="single" w:color="auto" w:sz="4"/>
+          <w:left w:val="single" w:color="auto" w:sz="4"/>
+          <w:bottom w:val="single" w:color="auto" w:sz="4"/>
+          <w:right w:val="single" w:color="auto" w:sz="4"/>
+          <w:insideH w:val="single" w:color="auto" w:sz="4"/>
+          <w:insideV w:val="single" w:color="auto" w:sz="4"/>
+        </w:tblBorders>
+      </w:tblPr>
+      <w:tblGrid>
+        <w:gridCol w:w="2800"/>
+        <w:gridCol w:w="1600"/>
+        <w:gridCol w:w="4960"/>
+      </w:tblGrid>
+      <w:tr>
+        <w:tc>
+          <w:tcPr>
+            <w:tcW w:type="dxa" w:w="2800"/>
+            <w:tcBorders>
+              <w:top w:val="single" w:color="CCCCCC" w:sz="1"/>
+              <w:left w:val="single" w:color="CCCCCC" w:sz="1"/>
+              <w:bottom w:val="single" w:color="CCCCCC" w:sz="1"/>
+              <w:right w:val="single" w:color="CCCCCC" w:sz="1"/>
+            </w:tcBorders>
+            <w:shd w:fill="1A3C6E" w:val="clear"/>
+            <w:tcMar>
+              <w:top w:type="dxa" w:w="80"/>
+              <w:left w:type="dxa" w:w="120"/>
+              <w:bottom w:type="dxa" w:w="80"/>
+              <w:right w:type="dxa" w:w="120"/>
+            </w:tcMar>
+          </w:tcPr>
+          <w:p>
+            <w:r>
+              <w:rPr>
+                <w:rFonts w:ascii="Arial" w:cs="Arial" w:eastAsia="Arial" w:hAnsi="Arial"/>
+                <w:b/>
+                <w:bCs/>
+                <w:color w:val="FFFFFF"/>
+                <w:sz w:val="20"/>
+                <w:szCs w:val="20"/>
+              </w:rPr>
+              <w:t xml:space="preserve">Claim</w:t>
+            </w:r>
+          </w:p>
+        </w:tc>
+        <w:tc>
+          <w:tcPr>
+            <w:tcW w:type="dxa" w:w="1600"/>
+            <w:tcBorders>
+              <w:top w:val="single" w:color="CCCCCC" w:sz="1"/>
+              <w:left w:val="single" w:color="CCCCCC" w:sz="1"/>
+              <w:bottom w:val="single" w:color="CCCCCC" w:sz="1"/>
+              <w:right w:val="single" w:color="CCCCCC" w:sz="1"/>
+            </w:tcBorders>
+            <w:shd w:fill="1A3C6E" w:val="clear"/>
+            <w:tcMar>
+              <w:top w:type="dxa" w:w="80"/>
+              <w:left w:type="dxa" w:w="120"/>
+              <w:bottom w:type="dxa" w:w="80"/>
+              <w:right w:type="dxa" w:w="120"/>
+            </w:tcMar>
+          </w:tcPr>
+          <w:p>
+            <w:r>
+              <w:rPr>
+                <w:rFonts w:ascii="Arial" w:cs="Arial" w:eastAsia="Arial" w:hAnsi="Arial"/>
+                <w:b/>
+                <w:bCs/>
+                <w:color w:val="FFFFFF"/>
+                <w:sz w:val="20"/>
+                <w:szCs w:val="20"/>
+              </w:rPr>
+              <w:t xml:space="preserve">Verdict</w:t>
+            </w:r>
+          </w:p>
+        </w:tc>
+        <w:tc>
+          <w:tcPr>
+            <w:tcW w:type="dxa" w:w="4960"/>
+            <w:tcBorders>
+              <w:top w:val="single" w:color="CCCCCC" w:sz="1"/>
+              <w:left w:val="single" w:color="CCCCCC" w:sz="1"/>
+              <w:bottom w:val="single" w:color="CCCCCC" w:sz="1"/>
+              <w:right w:val="single" w:color="CCCCCC" w:sz="1"/>
+            </w:tcBorders>
+            <w:shd w:fill="1A3C6E" w:val="clear"/>
+            <w:tcMar>
+              <w:top w:type="dxa" w:w="80"/>
+              <w:left w:type="dxa" w:w="120"/>
+              <w:bottom w:type="dxa" w:w="80"/>
+              <w:right w:type="dxa" w:w="120"/>
+            </w:tcMar>
+          </w:tcPr>
+          <w:p>
+            <w:r>
+              <w:rPr>
+                <w:rFonts w:ascii="Arial" w:cs="Arial" w:eastAsia="Arial" w:hAnsi="Arial"/>
+                <w:b/>
+                <w:bCs/>
+                <w:color w:val="FFFFFF"/>
+                <w:sz w:val="20"/>
+                <w:szCs w:val="20"/>
+              </w:rPr>
+              <w:t xml:space="preserve">Reasoning</w:t>
             </w:r>
           </w:p>
         </w:tc>
@@ -2743,86 +2891,622 @@
       <w:tr>
         <w:tc>
           <w:tcPr>
-            <w:tcW w:type="dxa" w:w="3500"/>
-            <w:tcBorders>
-              <w:top w:val="single" w:color="CCCCCC" w:sz="1"/>
-              <w:left w:val="single" w:color="CCCCCC" w:sz="1"/>
-              <w:bottom w:val="single" w:color="CCCCCC" w:sz="1"/>
-              <w:right w:val="single" w:color="CCCCCC" w:sz="1"/>
-            </w:tcBorders>
-            <w:shd w:fill="F5F5F5" w:val="clear"/>
-            <w:tcMar>
-              <w:top w:type="dxa" w:w="80"/>
-              <w:left w:type="dxa" w:w="120"/>
-              <w:bottom w:type="dxa" w:w="80"/>
-              <w:right w:type="dxa" w:w="120"/>
-            </w:tcMar>
-          </w:tcPr>
-          <w:p>
-            <w:r>
-              <w:rPr>
-                <w:rFonts w:ascii="Arial" w:cs="Arial" w:eastAsia="Arial" w:hAnsi="Arial"/>
-                <w:sz w:val="20"/>
-                <w:szCs w:val="20"/>
-              </w:rPr>
-              <w:t xml:space="preserve">Alternatives section</w:t>
-            </w:r>
-          </w:p>
-        </w:tc>
-        <w:tc>
-          <w:tcPr>
-            <w:tcW w:type="dxa" w:w="1800"/>
-            <w:tcBorders>
-              <w:top w:val="single" w:color="CCCCCC" w:sz="1"/>
-              <w:left w:val="single" w:color="CCCCCC" w:sz="1"/>
-              <w:bottom w:val="single" w:color="CCCCCC" w:sz="1"/>
-              <w:right w:val="single" w:color="CCCCCC" w:sz="1"/>
-            </w:tcBorders>
-            <w:shd w:fill="F5F5F5" w:val="clear"/>
-            <w:tcMar>
-              <w:top w:type="dxa" w:w="80"/>
-              <w:left w:type="dxa" w:w="120"/>
-              <w:bottom w:type="dxa" w:w="80"/>
-              <w:right w:type="dxa" w:w="120"/>
-            </w:tcMar>
-          </w:tcPr>
-          <w:p>
-            <w:r>
-              <w:rPr>
-                <w:rFonts w:ascii="Arial" w:cs="Arial" w:eastAsia="Arial" w:hAnsi="Arial"/>
+            <w:tcW w:type="dxa" w:w="2800"/>
+            <w:tcBorders>
+              <w:top w:val="single" w:color="CCCCCC" w:sz="1"/>
+              <w:left w:val="single" w:color="CCCCCC" w:sz="1"/>
+              <w:bottom w:val="single" w:color="CCCCCC" w:sz="1"/>
+              <w:right w:val="single" w:color="CCCCCC" w:sz="1"/>
+            </w:tcBorders>
+            <w:shd w:fill="F5F5F5" w:val="clear"/>
+            <w:tcMar>
+              <w:top w:type="dxa" w:w="80"/>
+              <w:left w:type="dxa" w:w="120"/>
+              <w:bottom w:type="dxa" w:w="80"/>
+              <w:right w:type="dxa" w:w="120"/>
+            </w:tcMar>
+          </w:tcPr>
+          <w:p>
+            <w:r>
+              <w:rPr>
+                <w:rFonts w:ascii="Arial" w:cs="Arial" w:eastAsia="Arial" w:hAnsi="Arial"/>
+                <w:sz w:val="20"/>
+                <w:szCs w:val="20"/>
+              </w:rPr>
+              <w:t xml:space="preserve">"2.5-3x callback rate" (homepage, not in slides)</w:t>
+            </w:r>
+          </w:p>
+        </w:tc>
+        <w:tc>
+          <w:tcPr>
+            <w:tcW w:type="dxa" w:w="1600"/>
+            <w:tcBorders>
+              <w:top w:val="single" w:color="CCCCCC" w:sz="1"/>
+              <w:left w:val="single" w:color="CCCCCC" w:sz="1"/>
+              <w:bottom w:val="single" w:color="CCCCCC" w:sz="1"/>
+              <w:right w:val="single" w:color="CCCCCC" w:sz="1"/>
+            </w:tcBorders>
+            <w:shd w:fill="F5F5F5" w:val="clear"/>
+            <w:tcMar>
+              <w:top w:type="dxa" w:w="80"/>
+              <w:left w:type="dxa" w:w="120"/>
+              <w:bottom w:type="dxa" w:w="80"/>
+              <w:right w:type="dxa" w:w="120"/>
+            </w:tcMar>
+          </w:tcPr>
+          <w:p>
+            <w:r>
+              <w:rPr>
+                <w:rFonts w:ascii="Arial" w:cs="Arial" w:eastAsia="Arial" w:hAnsi="Arial"/>
+                <w:b/>
+                <w:bCs/>
+                <w:color w:val="E67E22"/>
+                <w:sz w:val="20"/>
+                <w:szCs w:val="20"/>
+              </w:rPr>
+              <w:t xml:space="preserve">Questionable</w:t>
+            </w:r>
+          </w:p>
+        </w:tc>
+        <w:tc>
+          <w:tcPr>
+            <w:tcW w:type="dxa" w:w="4960"/>
+            <w:tcBorders>
+              <w:top w:val="single" w:color="CCCCCC" w:sz="1"/>
+              <w:left w:val="single" w:color="CCCCCC" w:sz="1"/>
+              <w:bottom w:val="single" w:color="CCCCCC" w:sz="1"/>
+              <w:right w:val="single" w:color="CCCCCC" w:sz="1"/>
+            </w:tcBorders>
+            <w:shd w:fill="F5F5F5" w:val="clear"/>
+            <w:tcMar>
+              <w:top w:type="dxa" w:w="80"/>
+              <w:left w:type="dxa" w:w="120"/>
+              <w:bottom w:type="dxa" w:w="80"/>
+              <w:right w:type="dxa" w:w="120"/>
+            </w:tcMar>
+          </w:tcPr>
+          <w:p>
+            <w:r>
+              <w:rPr>
+                <w:rFonts w:ascii="Arial" w:cs="Arial" w:eastAsia="Arial" w:hAnsi="Arial"/>
+                <w:sz w:val="20"/>
+                <w:szCs w:val="20"/>
+              </w:rPr>
+              <w:t xml:space="preserve">Homepage metric does not appear in case study. Sarah's resolution says '2 callbacks from 5 applications' = 40% success rate. If baseline is 4-5% cold application callbacks, then 40%/4% = 10x improvement (not 2.5-3x). If baseline is different, the math isn't shown. The range 2.5-3x undersells the actual outcome if Sarah's experience generalizes.</w:t>
+            </w:r>
+          </w:p>
+        </w:tc>
+      </w:tr>
+      <w:tr>
+        <w:tc>
+          <w:tcPr>
+            <w:tcW w:type="dxa" w:w="2800"/>
+            <w:tcBorders>
+              <w:top w:val="single" w:color="CCCCCC" w:sz="1"/>
+              <w:left w:val="single" w:color="CCCCCC" w:sz="1"/>
+              <w:bottom w:val="single" w:color="CCCCCC" w:sz="1"/>
+              <w:right w:val="single" w:color="CCCCCC" w:sz="1"/>
+            </w:tcBorders>
+            <w:shd w:fill="FFFFFF" w:val="clear"/>
+            <w:tcMar>
+              <w:top w:type="dxa" w:w="80"/>
+              <w:left w:type="dxa" w:w="120"/>
+              <w:bottom w:type="dxa" w:w="80"/>
+              <w:right w:type="dxa" w:w="120"/>
+            </w:tcMar>
+          </w:tcPr>
+          <w:p>
+            <w:r>
+              <w:rPr>
+                <w:rFonts w:ascii="Arial" w:cs="Arial" w:eastAsia="Arial" w:hAnsi="Arial"/>
+                <w:sz w:val="20"/>
+                <w:szCs w:val="20"/>
+              </w:rPr>
+              <w:t xml:space="preserve">"40→15 min per application, 4→1 tools"</w:t>
+            </w:r>
+          </w:p>
+        </w:tc>
+        <w:tc>
+          <w:tcPr>
+            <w:tcW w:type="dxa" w:w="1600"/>
+            <w:tcBorders>
+              <w:top w:val="single" w:color="CCCCCC" w:sz="1"/>
+              <w:left w:val="single" w:color="CCCCCC" w:sz="1"/>
+              <w:bottom w:val="single" w:color="CCCCCC" w:sz="1"/>
+              <w:right w:val="single" w:color="CCCCCC" w:sz="1"/>
+            </w:tcBorders>
+            <w:shd w:fill="FFFFFF" w:val="clear"/>
+            <w:tcMar>
+              <w:top w:type="dxa" w:w="80"/>
+              <w:left w:type="dxa" w:w="120"/>
+              <w:bottom w:type="dxa" w:w="80"/>
+              <w:right w:type="dxa" w:w="120"/>
+            </w:tcMar>
+          </w:tcPr>
+          <w:p>
+            <w:r>
+              <w:rPr>
+                <w:rFonts w:ascii="Arial" w:cs="Arial" w:eastAsia="Arial" w:hAnsi="Arial"/>
+                <w:b/>
+                <w:bCs/>
                 <w:color w:val="27AE60"/>
                 <w:sz w:val="20"/>
                 <w:szCs w:val="20"/>
               </w:rPr>
-              <w:t xml:space="preserve">Low</w:t>
-            </w:r>
-          </w:p>
-        </w:tc>
-        <w:tc>
-          <w:tcPr>
-            <w:tcW w:type="dxa" w:w="4060"/>
-            <w:tcBorders>
-              <w:top w:val="single" w:color="CCCCCC" w:sz="1"/>
-              <w:left w:val="single" w:color="CCCCCC" w:sz="1"/>
-              <w:bottom w:val="single" w:color="CCCCCC" w:sz="1"/>
-              <w:right w:val="single" w:color="CCCCCC" w:sz="1"/>
-            </w:tcBorders>
-            <w:shd w:fill="F5F5F5" w:val="clear"/>
-            <w:tcMar>
-              <w:top w:type="dxa" w:w="80"/>
-              <w:left w:type="dxa" w:w="120"/>
-              <w:bottom w:type="dxa" w:w="80"/>
-              <w:right w:type="dxa" w:w="120"/>
-            </w:tcMar>
-          </w:tcPr>
-          <w:p>
-            <w:r>
-              <w:rPr>
-                <w:rFonts w:ascii="Arial" w:cs="Arial" w:eastAsia="Arial" w:hAnsi="Arial"/>
-                <w:sz w:val="20"/>
-                <w:szCs w:val="20"/>
-              </w:rPr>
-              <w:t xml:space="preserve">Specific rejected alternatives with clear reasoning.</w:t>
+              <w:t xml:space="preserve">Credible</w:t>
+            </w:r>
+          </w:p>
+        </w:tc>
+        <w:tc>
+          <w:tcPr>
+            <w:tcW w:type="dxa" w:w="4960"/>
+            <w:tcBorders>
+              <w:top w:val="single" w:color="CCCCCC" w:sz="1"/>
+              <w:left w:val="single" w:color="CCCCCC" w:sz="1"/>
+              <w:bottom w:val="single" w:color="CCCCCC" w:sz="1"/>
+              <w:right w:val="single" w:color="CCCCCC" w:sz="1"/>
+            </w:tcBorders>
+            <w:shd w:fill="FFFFFF" w:val="clear"/>
+            <w:tcMar>
+              <w:top w:type="dxa" w:w="80"/>
+              <w:left w:type="dxa" w:w="120"/>
+              <w:bottom w:type="dxa" w:w="80"/>
+              <w:right w:type="dxa" w:w="120"/>
+            </w:tcMar>
+          </w:tcPr>
+          <w:p>
+            <w:r>
+              <w:rPr>
+                <w:rFonts w:ascii="Arial" w:cs="Arial" w:eastAsia="Arial" w:hAnsi="Arial"/>
+                <w:sz w:val="20"/>
+                <w:szCs w:val="20"/>
+              </w:rPr>
+              <w:t xml:space="preserve">Before/after metrics are shown in case study and in title. Measurable, specific, and modest (not overclaimed).</w:t>
+            </w:r>
+          </w:p>
+        </w:tc>
+      </w:tr>
+      <w:tr>
+        <w:tc>
+          <w:tcPr>
+            <w:tcW w:type="dxa" w:w="2800"/>
+            <w:tcBorders>
+              <w:top w:val="single" w:color="CCCCCC" w:sz="1"/>
+              <w:left w:val="single" w:color="CCCCCC" w:sz="1"/>
+              <w:bottom w:val="single" w:color="CCCCCC" w:sz="1"/>
+              <w:right w:val="single" w:color="CCCCCC" w:sz="1"/>
+            </w:tcBorders>
+            <w:shd w:fill="F5F5F5" w:val="clear"/>
+            <w:tcMar>
+              <w:top w:type="dxa" w:w="80"/>
+              <w:left w:type="dxa" w:w="120"/>
+              <w:bottom w:type="dxa" w:w="80"/>
+              <w:right w:type="dxa" w:w="120"/>
+            </w:tcMar>
+          </w:tcPr>
+          <w:p>
+            <w:r>
+              <w:rPr>
+                <w:rFonts w:ascii="Arial" w:cs="Arial" w:eastAsia="Arial" w:hAnsi="Arial"/>
+                <w:sz w:val="20"/>
+                <w:szCs w:val="20"/>
+              </w:rPr>
+              <w:t xml:space="preserve">"12 semi-structured interviews · 3-8 yrs experience · Jan-Feb 2026"</w:t>
+            </w:r>
+          </w:p>
+        </w:tc>
+        <w:tc>
+          <w:tcPr>
+            <w:tcW w:type="dxa" w:w="1600"/>
+            <w:tcBorders>
+              <w:top w:val="single" w:color="CCCCCC" w:sz="1"/>
+              <w:left w:val="single" w:color="CCCCCC" w:sz="1"/>
+              <w:bottom w:val="single" w:color="CCCCCC" w:sz="1"/>
+              <w:right w:val="single" w:color="CCCCCC" w:sz="1"/>
+            </w:tcBorders>
+            <w:shd w:fill="F5F5F5" w:val="clear"/>
+            <w:tcMar>
+              <w:top w:type="dxa" w:w="80"/>
+              <w:left w:type="dxa" w:w="120"/>
+              <w:bottom w:type="dxa" w:w="80"/>
+              <w:right w:type="dxa" w:w="120"/>
+            </w:tcMar>
+          </w:tcPr>
+          <w:p>
+            <w:r>
+              <w:rPr>
+                <w:rFonts w:ascii="Arial" w:cs="Arial" w:eastAsia="Arial" w:hAnsi="Arial"/>
+                <w:b/>
+                <w:bCs/>
+                <w:color w:val="27AE60"/>
+                <w:sz w:val="20"/>
+                <w:szCs w:val="20"/>
+              </w:rPr>
+              <w:t xml:space="preserve">Credible</w:t>
+            </w:r>
+          </w:p>
+        </w:tc>
+        <w:tc>
+          <w:tcPr>
+            <w:tcW w:type="dxa" w:w="4960"/>
+            <w:tcBorders>
+              <w:top w:val="single" w:color="CCCCCC" w:sz="1"/>
+              <w:left w:val="single" w:color="CCCCCC" w:sz="1"/>
+              <w:bottom w:val="single" w:color="CCCCCC" w:sz="1"/>
+              <w:right w:val="single" w:color="CCCCCC" w:sz="1"/>
+            </w:tcBorders>
+            <w:shd w:fill="F5F5F5" w:val="clear"/>
+            <w:tcMar>
+              <w:top w:type="dxa" w:w="80"/>
+              <w:left w:type="dxa" w:w="120"/>
+              <w:bottom w:type="dxa" w:w="80"/>
+              <w:right w:type="dxa" w:w="120"/>
+            </w:tcMar>
+          </w:tcPr>
+          <w:p>
+            <w:r>
+              <w:rPr>
+                <w:rFonts w:ascii="Arial" w:cs="Arial" w:eastAsia="Arial" w:hAnsi="Arial"/>
+                <w:sz w:val="20"/>
+                <w:szCs w:val="20"/>
+              </w:rPr>
+              <w:t xml:space="preserve">Explicit methodology, timeframe, and participant profile. Interview count is verifiable through reference calls.</w:t>
+            </w:r>
+          </w:p>
+        </w:tc>
+      </w:tr>
+      <w:tr>
+        <w:tc>
+          <w:tcPr>
+            <w:tcW w:type="dxa" w:w="2800"/>
+            <w:tcBorders>
+              <w:top w:val="single" w:color="CCCCCC" w:sz="1"/>
+              <w:left w:val="single" w:color="CCCCCC" w:sz="1"/>
+              <w:bottom w:val="single" w:color="CCCCCC" w:sz="1"/>
+              <w:right w:val="single" w:color="CCCCCC" w:sz="1"/>
+            </w:tcBorders>
+            <w:shd w:fill="FFFFFF" w:val="clear"/>
+            <w:tcMar>
+              <w:top w:type="dxa" w:w="80"/>
+              <w:left w:type="dxa" w:w="120"/>
+              <w:bottom w:type="dxa" w:w="80"/>
+              <w:right w:type="dxa" w:w="120"/>
+            </w:tcMar>
+          </w:tcPr>
+          <w:p>
+            <w:r>
+              <w:rPr>
+                <w:rFonts w:ascii="Arial" w:cs="Arial" w:eastAsia="Arial" w:hAnsi="Arial"/>
+                <w:sz w:val="20"/>
+                <w:szCs w:val="20"/>
+              </w:rPr>
+              <w:t xml:space="preserve">"5 moderated usability tests"</w:t>
+            </w:r>
+          </w:p>
+        </w:tc>
+        <w:tc>
+          <w:tcPr>
+            <w:tcW w:type="dxa" w:w="1600"/>
+            <w:tcBorders>
+              <w:top w:val="single" w:color="CCCCCC" w:sz="1"/>
+              <w:left w:val="single" w:color="CCCCCC" w:sz="1"/>
+              <w:bottom w:val="single" w:color="CCCCCC" w:sz="1"/>
+              <w:right w:val="single" w:color="CCCCCC" w:sz="1"/>
+            </w:tcBorders>
+            <w:shd w:fill="FFFFFF" w:val="clear"/>
+            <w:tcMar>
+              <w:top w:type="dxa" w:w="80"/>
+              <w:left w:type="dxa" w:w="120"/>
+              <w:bottom w:type="dxa" w:w="80"/>
+              <w:right w:type="dxa" w:w="120"/>
+            </w:tcMar>
+          </w:tcPr>
+          <w:p>
+            <w:r>
+              <w:rPr>
+                <w:rFonts w:ascii="Arial" w:cs="Arial" w:eastAsia="Arial" w:hAnsi="Arial"/>
+                <w:b/>
+                <w:bCs/>
+                <w:color w:val="27AE60"/>
+                <w:sz w:val="20"/>
+                <w:szCs w:val="20"/>
+              </w:rPr>
+              <w:t xml:space="preserve">Credible</w:t>
+            </w:r>
+          </w:p>
+        </w:tc>
+        <w:tc>
+          <w:tcPr>
+            <w:tcW w:type="dxa" w:w="4960"/>
+            <w:tcBorders>
+              <w:top w:val="single" w:color="CCCCCC" w:sz="1"/>
+              <w:left w:val="single" w:color="CCCCCC" w:sz="1"/>
+              <w:bottom w:val="single" w:color="CCCCCC" w:sz="1"/>
+              <w:right w:val="single" w:color="CCCCCC" w:sz="1"/>
+            </w:tcBorders>
+            <w:shd w:fill="FFFFFF" w:val="clear"/>
+            <w:tcMar>
+              <w:top w:type="dxa" w:w="80"/>
+              <w:left w:type="dxa" w:w="120"/>
+              <w:bottom w:type="dxa" w:w="80"/>
+              <w:right w:type="dxa" w:w="120"/>
+            </w:tcMar>
+          </w:tcPr>
+          <w:p>
+            <w:r>
+              <w:rPr>
+                <w:rFonts w:ascii="Arial" w:cs="Arial" w:eastAsia="Arial" w:hAnsi="Arial"/>
+                <w:sz w:val="20"/>
+                <w:szCs w:val="20"/>
+              </w:rPr>
+              <w:t xml:space="preserve">Specific testing method (moderated = structured, not casual feedback). 5 is reasonable sample for iterative design.</w:t>
+            </w:r>
+          </w:p>
+        </w:tc>
+      </w:tr>
+      <w:tr>
+        <w:tc>
+          <w:tcPr>
+            <w:tcW w:type="dxa" w:w="2800"/>
+            <w:tcBorders>
+              <w:top w:val="single" w:color="CCCCCC" w:sz="1"/>
+              <w:left w:val="single" w:color="CCCCCC" w:sz="1"/>
+              <w:bottom w:val="single" w:color="CCCCCC" w:sz="1"/>
+              <w:right w:val="single" w:color="CCCCCC" w:sz="1"/>
+            </w:tcBorders>
+            <w:shd w:fill="F5F5F5" w:val="clear"/>
+            <w:tcMar>
+              <w:top w:type="dxa" w:w="80"/>
+              <w:left w:type="dxa" w:w="120"/>
+              <w:bottom w:type="dxa" w:w="80"/>
+              <w:right w:type="dxa" w:w="120"/>
+            </w:tcMar>
+          </w:tcPr>
+          <w:p>
+            <w:r>
+              <w:rPr>
+                <w:rFonts w:ascii="Arial" w:cs="Arial" w:eastAsia="Arial" w:hAnsi="Arial"/>
+                <w:sz w:val="20"/>
+                <w:szCs w:val="20"/>
+              </w:rPr>
+              <w:t xml:space="preserve">"3 beta testers, weekly reviews"</w:t>
+            </w:r>
+          </w:p>
+        </w:tc>
+        <w:tc>
+          <w:tcPr>
+            <w:tcW w:type="dxa" w:w="1600"/>
+            <w:tcBorders>
+              <w:top w:val="single" w:color="CCCCCC" w:sz="1"/>
+              <w:left w:val="single" w:color="CCCCCC" w:sz="1"/>
+              <w:bottom w:val="single" w:color="CCCCCC" w:sz="1"/>
+              <w:right w:val="single" w:color="CCCCCC" w:sz="1"/>
+            </w:tcBorders>
+            <w:shd w:fill="F5F5F5" w:val="clear"/>
+            <w:tcMar>
+              <w:top w:type="dxa" w:w="80"/>
+              <w:left w:type="dxa" w:w="120"/>
+              <w:bottom w:type="dxa" w:w="80"/>
+              <w:right w:type="dxa" w:w="120"/>
+            </w:tcMar>
+          </w:tcPr>
+          <w:p>
+            <w:r>
+              <w:rPr>
+                <w:rFonts w:ascii="Arial" w:cs="Arial" w:eastAsia="Arial" w:hAnsi="Arial"/>
+                <w:b/>
+                <w:bCs/>
+                <w:color w:val="27AE60"/>
+                <w:sz w:val="20"/>
+                <w:szCs w:val="20"/>
+              </w:rPr>
+              <w:t xml:space="preserve">Credible</w:t>
+            </w:r>
+          </w:p>
+        </w:tc>
+        <w:tc>
+          <w:tcPr>
+            <w:tcW w:type="dxa" w:w="4960"/>
+            <w:tcBorders>
+              <w:top w:val="single" w:color="CCCCCC" w:sz="1"/>
+              <w:left w:val="single" w:color="CCCCCC" w:sz="1"/>
+              <w:bottom w:val="single" w:color="CCCCCC" w:sz="1"/>
+              <w:right w:val="single" w:color="CCCCCC" w:sz="1"/>
+            </w:tcBorders>
+            <w:shd w:fill="F5F5F5" w:val="clear"/>
+            <w:tcMar>
+              <w:top w:type="dxa" w:w="80"/>
+              <w:left w:type="dxa" w:w="120"/>
+              <w:bottom w:type="dxa" w:w="80"/>
+              <w:right w:type="dxa" w:w="120"/>
+            </w:tcMar>
+          </w:tcPr>
+          <w:p>
+            <w:r>
+              <w:rPr>
+                <w:rFonts w:ascii="Arial" w:cs="Arial" w:eastAsia="Arial" w:hAnsi="Arial"/>
+                <w:sz w:val="20"/>
+                <w:szCs w:val="20"/>
+              </w:rPr>
+              <w:t xml:space="preserve">Ongoing feedback loop from external users. Specific cadence (weekly) suggests structured iteration.</w:t>
+            </w:r>
+          </w:p>
+        </w:tc>
+      </w:tr>
+      <w:tr>
+        <w:tc>
+          <w:tcPr>
+            <w:tcW w:type="dxa" w:w="2800"/>
+            <w:tcBorders>
+              <w:top w:val="single" w:color="CCCCCC" w:sz="1"/>
+              <w:left w:val="single" w:color="CCCCCC" w:sz="1"/>
+              <w:bottom w:val="single" w:color="CCCCCC" w:sz="1"/>
+              <w:right w:val="single" w:color="CCCCCC" w:sz="1"/>
+            </w:tcBorders>
+            <w:shd w:fill="FFFFFF" w:val="clear"/>
+            <w:tcMar>
+              <w:top w:type="dxa" w:w="80"/>
+              <w:left w:type="dxa" w:w="120"/>
+              <w:bottom w:type="dxa" w:w="80"/>
+              <w:right w:type="dxa" w:w="120"/>
+            </w:tcMar>
+          </w:tcPr>
+          <w:p>
+            <w:r>
+              <w:rPr>
+                <w:rFonts w:ascii="Arial" w:cs="Arial" w:eastAsia="Arial" w:hAnsi="Arial"/>
+                <w:sz w:val="20"/>
+                <w:szCs w:val="20"/>
+              </w:rPr>
+              <w:t xml:space="preserve">"No Full AI Rewrite" design decision</w:t>
+            </w:r>
+          </w:p>
+        </w:tc>
+        <w:tc>
+          <w:tcPr>
+            <w:tcW w:type="dxa" w:w="1600"/>
+            <w:tcBorders>
+              <w:top w:val="single" w:color="CCCCCC" w:sz="1"/>
+              <w:left w:val="single" w:color="CCCCCC" w:sz="1"/>
+              <w:bottom w:val="single" w:color="CCCCCC" w:sz="1"/>
+              <w:right w:val="single" w:color="CCCCCC" w:sz="1"/>
+            </w:tcBorders>
+            <w:shd w:fill="FFFFFF" w:val="clear"/>
+            <w:tcMar>
+              <w:top w:type="dxa" w:w="80"/>
+              <w:left w:type="dxa" w:w="120"/>
+              <w:bottom w:type="dxa" w:w="80"/>
+              <w:right w:type="dxa" w:w="120"/>
+            </w:tcMar>
+          </w:tcPr>
+          <w:p>
+            <w:r>
+              <w:rPr>
+                <w:rFonts w:ascii="Arial" w:cs="Arial" w:eastAsia="Arial" w:hAnsi="Arial"/>
+                <w:b/>
+                <w:bCs/>
+                <w:color w:val="27AE60"/>
+                <w:sz w:val="20"/>
+                <w:szCs w:val="20"/>
+              </w:rPr>
+              <w:t xml:space="preserve">Credible</w:t>
+            </w:r>
+          </w:p>
+        </w:tc>
+        <w:tc>
+          <w:tcPr>
+            <w:tcW w:type="dxa" w:w="4960"/>
+            <w:tcBorders>
+              <w:top w:val="single" w:color="CCCCCC" w:sz="1"/>
+              <w:left w:val="single" w:color="CCCCCC" w:sz="1"/>
+              <w:bottom w:val="single" w:color="CCCCCC" w:sz="1"/>
+              <w:right w:val="single" w:color="CCCCCC" w:sz="1"/>
+            </w:tcBorders>
+            <w:shd w:fill="FFFFFF" w:val="clear"/>
+            <w:tcMar>
+              <w:top w:type="dxa" w:w="80"/>
+              <w:left w:type="dxa" w:w="120"/>
+              <w:bottom w:type="dxa" w:w="80"/>
+              <w:right w:type="dxa" w:w="120"/>
+            </w:tcMar>
+          </w:tcPr>
+          <w:p>
+            <w:r>
+              <w:rPr>
+                <w:rFonts w:ascii="Arial" w:cs="Arial" w:eastAsia="Arial" w:hAnsi="Arial"/>
+                <w:sz w:val="20"/>
+                <w:szCs w:val="20"/>
+              </w:rPr>
+              <w:t xml:space="preserve">Decision to NOT automate completely is evidence-based constraint, showing design judgment. AI UX teams would recognize this as mature thinking.</w:t>
+            </w:r>
+          </w:p>
+        </w:tc>
+      </w:tr>
+      <w:tr>
+        <w:tc>
+          <w:tcPr>
+            <w:tcW w:type="dxa" w:w="2800"/>
+            <w:tcBorders>
+              <w:top w:val="single" w:color="CCCCCC" w:sz="1"/>
+              <w:left w:val="single" w:color="CCCCCC" w:sz="1"/>
+              <w:bottom w:val="single" w:color="CCCCCC" w:sz="1"/>
+              <w:right w:val="single" w:color="CCCCCC" w:sz="1"/>
+            </w:tcBorders>
+            <w:shd w:fill="F5F5F5" w:val="clear"/>
+            <w:tcMar>
+              <w:top w:type="dxa" w:w="80"/>
+              <w:left w:type="dxa" w:w="120"/>
+              <w:bottom w:type="dxa" w:w="80"/>
+              <w:right w:type="dxa" w:w="120"/>
+            </w:tcMar>
+          </w:tcPr>
+          <w:p>
+            <w:r>
+              <w:rPr>
+                <w:rFonts w:ascii="Arial" w:cs="Arial" w:eastAsia="Arial" w:hAnsi="Arial"/>
+                <w:sz w:val="20"/>
+                <w:szCs w:val="20"/>
+              </w:rPr>
+              <w:t xml:space="preserve">"WCAG AA, keyboard-navigable cards"</w:t>
+            </w:r>
+          </w:p>
+        </w:tc>
+        <w:tc>
+          <w:tcPr>
+            <w:tcW w:type="dxa" w:w="1600"/>
+            <w:tcBorders>
+              <w:top w:val="single" w:color="CCCCCC" w:sz="1"/>
+              <w:left w:val="single" w:color="CCCCCC" w:sz="1"/>
+              <w:bottom w:val="single" w:color="CCCCCC" w:sz="1"/>
+              <w:right w:val="single" w:color="CCCCCC" w:sz="1"/>
+            </w:tcBorders>
+            <w:shd w:fill="F5F5F5" w:val="clear"/>
+            <w:tcMar>
+              <w:top w:type="dxa" w:w="80"/>
+              <w:left w:type="dxa" w:w="120"/>
+              <w:bottom w:type="dxa" w:w="80"/>
+              <w:right w:type="dxa" w:w="120"/>
+            </w:tcMar>
+          </w:tcPr>
+          <w:p>
+            <w:r>
+              <w:rPr>
+                <w:rFonts w:ascii="Arial" w:cs="Arial" w:eastAsia="Arial" w:hAnsi="Arial"/>
+                <w:b/>
+                <w:bCs/>
+                <w:color w:val="27AE60"/>
+                <w:sz w:val="20"/>
+                <w:szCs w:val="20"/>
+              </w:rPr>
+              <w:t xml:space="preserve">Credible</w:t>
+            </w:r>
+          </w:p>
+        </w:tc>
+        <w:tc>
+          <w:tcPr>
+            <w:tcW w:type="dxa" w:w="4960"/>
+            <w:tcBorders>
+              <w:top w:val="single" w:color="CCCCCC" w:sz="1"/>
+              <w:left w:val="single" w:color="CCCCCC" w:sz="1"/>
+              <w:bottom w:val="single" w:color="CCCCCC" w:sz="1"/>
+              <w:right w:val="single" w:color="CCCCCC" w:sz="1"/>
+            </w:tcBorders>
+            <w:shd w:fill="F5F5F5" w:val="clear"/>
+            <w:tcMar>
+              <w:top w:type="dxa" w:w="80"/>
+              <w:left w:type="dxa" w:w="120"/>
+              <w:bottom w:type="dxa" w:w="80"/>
+              <w:right w:type="dxa" w:w="120"/>
+            </w:tcMar>
+          </w:tcPr>
+          <w:p>
+            <w:r>
+              <w:rPr>
+                <w:rFonts w:ascii="Arial" w:cs="Arial" w:eastAsia="Arial" w:hAnsi="Arial"/>
+                <w:sz w:val="20"/>
+                <w:szCs w:val="20"/>
+              </w:rPr>
+              <w:t xml:space="preserve">Specific accessibility checklist. Not vague claim like 'we care about accessibility.'</w:t>
             </w:r>
           </w:p>
         </w:tc>
@@ -2865,7 +3549,7 @@
           <w:sz w:val="20"/>
           <w:szCs w:val="20"/>
         </w:rPr>
-        <w:t xml:space="preserve">Deepest research base in portfolio (12 interviews + 5 usability tests)</w:t>
+        <w:t xml:space="preserve">User research grounded in 12 specific interviews with identified personas (P3/P7/P11) and 5 moderated usability tests — demonstrates research rigor beyond typical portfolio case studies.</w:t>
       </w:r>
     </w:p>
     <w:p>
@@ -2883,7 +3567,7 @@
           <w:sz w:val="20"/>
           <w:szCs w:val="20"/>
         </w:rPr>
-        <w:t xml:space="preserve">Honest about planned vs measured metrics — rare and credibility-building</w:t>
+        <w:t xml:space="preserve">Transparency about design process through 'How It Was Built' slide showing vibe coding iteration with Claude, token sync to Figma, and test-iterate cycle — rare visibility into actual design methodology.</w:t>
       </w:r>
     </w:p>
     <w:p>
@@ -2901,7 +3585,7 @@
           <w:sz w:val="20"/>
           <w:szCs w:val="20"/>
         </w:rPr>
-        <w:t xml:space="preserve">Design process section shows end-to-end methodology (vibe code to polish)</w:t>
+        <w:t xml:space="preserve">'Why Not Something Simpler' alternative evaluation (Chrome Extension, Figma Plugin, Checklist) shows decision-making criteria and explains chosen approach.</w:t>
       </w:r>
     </w:p>
     <w:p>
@@ -2919,7 +3603,7 @@
           <w:sz w:val="20"/>
           <w:szCs w:val="20"/>
         </w:rPr>
-        <w:t xml:space="preserve">Accessibility explicitly called out (WCAG AA, keyboard nav)</w:t>
+        <w:t xml:space="preserve">Honest design constraint ('No Full AI Rewrite') demonstrates nuanced understanding of where AI helps vs hurts user experience — not blindly automating everything.</w:t>
       </w:r>
     </w:p>
     <w:p>
@@ -2937,7 +3621,7 @@
           <w:sz w:val="20"/>
           <w:szCs w:val="20"/>
         </w:rPr>
-        <w:t xml:space="preserve">Alternatives explored demonstrates decision rigor</w:t>
+        <w:t xml:space="preserve">Future vision (Chrome Extension roadmap) shows product thinking beyond initial launch, positioning for continued user value.</w:t>
       </w:r>
     </w:p>
     <w:p>
@@ -3175,7 +3859,7 @@
                 <w:sz w:val="20"/>
                 <w:szCs w:val="20"/>
               </w:rPr>
-              <w:t xml:space="preserve">Second solo personal product creates a pattern concern</w:t>
+              <w:t xml:space="preserve">Homepage metric '2.5-3x callback rate' contradicts case study outcome and math</w:t>
             </w:r>
           </w:p>
         </w:tc>
@@ -3203,7 +3887,7 @@
                 <w:sz w:val="20"/>
                 <w:szCs w:val="20"/>
               </w:rPr>
-              <w:t xml:space="preserve">Two consecutive case studies (Golden Paths + Resume Pipeline) are both solo work on Designer OS. A hiring manager reviewing sequentially will think: 'Can this person work with a team, or do they only build personal tools?' This is the single biggest portfolio risk — it creates a narrative of an independent builder, not a collaborative designer.</w:t>
+              <w:t xml:space="preserve">Portfolio homepage lists '2.5-3x callback rate improvement,' but the actual case study resolves with 'Sarah had 2 callbacks from 5 applications.' If we assume typical cold application callback rate of 4-5%, then Sarah's 40% represents roughly 8-10x improvement, not 2.5-3x. This means either (a) the homepage metric is wrong, (b) the baseline assumption is different than industry standard, or (c) Sarah's outcome is not representative. This exact pattern appears on multiple studies (Retail -34% abandonment, Resume Pipeline callback rate, Finance Dashboard 83% reduction) where homepage metrics don't match slide evidence, creating the appearance that metrics are fabricated for marketing. This is damaging to portfolio credibility.</w:t>
             </w:r>
           </w:p>
         </w:tc>
@@ -3231,7 +3915,7 @@
                 <w:sz w:val="20"/>
                 <w:szCs w:val="20"/>
               </w:rPr>
-              <w:t xml:space="preserve">Reorder the portfolio so a Raytail case study (Retail or Design System) appears between the two Designer OS projects. Alternatively, add a 'Collaboration' callout in one of the Designer OS studies showing how you gathered feedback from beta users, ran design critiques with other designers, or coordinated with the DesignerOS community.</w:t>
+              <w:t xml:space="preserve">Option A: Change homepage to use supported metric: '40→15 min per application (62% time reduction)' which matches slides exactly. Option B: If callback rate data exists, show it in Slide 18 (Metrics): 'Preliminary signal from Sarah's cohort: 40% callback rate (N=1, pending validation at scale).' Include the baseline comparison: 'Industry baseline ~4% cold application callbacks.' This math transparency would actually strengthen credibility. Option C: Remove callback rate metric entirely and stick to metrics that live in the case study (time reduction, tool consolidation).</w:t>
             </w:r>
           </w:p>
         </w:tc>
@@ -3292,7 +3976,7 @@
                 <w:sz w:val="20"/>
                 <w:szCs w:val="20"/>
               </w:rPr>
-              <w:t xml:space="preserve">Sarah's outcome is anecdotal ('Interview booked within 48 hours')</w:t>
+              <w:t xml:space="preserve">'Vibe coding with Claude' is undefined and could appear fabricated or exaggerated</w:t>
             </w:r>
           </w:p>
         </w:tc>
@@ -3320,7 +4004,7 @@
                 <w:sz w:val="20"/>
                 <w:szCs w:val="20"/>
               </w:rPr>
-              <w:t xml:space="preserve">One person getting one interview is not evidence that the pipeline works. An evaluator will think: 'Did the pipeline cause this, or was it random?' Anecdotal outcomes are the weakest form of evidence. Compared to the Retail case study's 427% ROI, this resolution feels thin.</w:t>
+              <w:t xml:space="preserve">Slide 8 'How It Was Built' includes step 'Vibe Code with Claude' as a methodology, but nowhere explains what this actually means. Is it: (a) Using Claude to brainstorm interaction patterns? (b) Having Claude generate boilerplate code? (c) Using Claude as a thinking partner for design logic? 'Vibe' is intentionally informal/casual terminology. In an interview, when asked 'What exactly is vibe coding?', the answer determines credibility. If it's vague or defensive, the case study reads as overselling. If it's specific and grounded, it's legitimate AI-assisted design methodology.</w:t>
             </w:r>
           </w:p>
         </w:tc>
@@ -3348,7 +4032,7 @@
                 <w:sz w:val="20"/>
                 <w:szCs w:val="20"/>
               </w:rPr>
-              <w:t xml:space="preserve">Add aggregate data if available: 'Across 8 beta users, average match score increased from 52% to 78% after applying pipeline suggestions. 3 out of 8 reported receiving interview callbacks within 2 weeks.' If no aggregate data exists, reframe the resolution: instead of claiming causation, show the process improvement itself as the outcome.</w:t>
+              <w:t xml:space="preserve">Add one explanatory line in Slide 8: 'Vibe Code with Claude: Collaborative ideation using Claude to iterate design logic, interaction patterns, and component API design. Example: Given resume schema, Claude suggested 'Base Resume First' ordering pattern from UX writing perspective before implementation.' This specificity transforms vague 'vibe' into legitimate AI-assisted design process.</w:t>
             </w:r>
           </w:p>
         </w:tc>
@@ -3409,7 +4093,7 @@
                 <w:sz w:val="20"/>
                 <w:szCs w:val="20"/>
               </w:rPr>
-              <w:t xml:space="preserve">Chrome extension mentioned as 'planned' but not shipped</w:t>
+              <w:t xml:space="preserve">Sarah story is N=1 and doesn't validate that pipeline actually improves job search outcomes</w:t>
             </w:r>
           </w:p>
         </w:tc>
@@ -3437,7 +4121,7 @@
                 <w:sz w:val="20"/>
                 <w:szCs w:val="20"/>
               </w:rPr>
-              <w:t xml:space="preserve">Mentioning future features that don't exist yet is risky. If an interviewer asks about it and it's still unbuilt, it looks like you padded the case study with plans rather than execution. 'We planned to do X' is not the same as 'We did X.'</w:t>
+              <w:t xml:space="preserve">The resolution story 'Sarah had 5 tailored applications in 2 weeks, 2 callbacks' proves someone used the tool and got results. But it doesn't prove the tool caused the results. Sarah might have been a strong candidate who would get callbacks anyway. Correlation (used tool, got callbacks) is not causation (tool improved callbacks). Without comparing to baseline or other users, this is anecdotal not validating.</w:t>
             </w:r>
           </w:p>
         </w:tc>
@@ -3465,7 +4149,7 @@
                 <w:sz w:val="20"/>
                 <w:szCs w:val="20"/>
               </w:rPr>
-              <w:t xml:space="preserve">Either (a) remove the Chrome extension slide entirely, or (b) reframe it as 'Product Roadmap Thinking' and make clear: 'Not yet built. Included to show how I think about product evolution beyond the current scope.' Honesty is more impressive than implication.</w:t>
+              <w:t xml:space="preserve">If more data exists, add to Slide 18: 'Initial validation: 3 beta testers completed 12 applications total. Average 2.1 callbacks per user (vs estimated 4-5% industry baseline = ~0.5 expected). Sample too small for statistical significance but directionally positive.' This acknowledges limitation while providing validation signal. Alternatively, restructure Sarah story as 'qualitative outcome validation' not 'quantified business metric.'</w:t>
             </w:r>
           </w:p>
         </w:tc>
@@ -3526,7 +4210,7 @@
                 <w:sz w:val="20"/>
                 <w:szCs w:val="20"/>
               </w:rPr>
-              <w:t xml:space="preserve">Design principles use X-Don't-Y formulas that read slightly AI-generated</w:t>
+              <w:t xml:space="preserve">Solo project without team visibility, second consecutive solo product in portfolio</w:t>
             </w:r>
           </w:p>
         </w:tc>
@@ -3554,7 +4238,7 @@
                 <w:sz w:val="20"/>
                 <w:szCs w:val="20"/>
               </w:rPr>
-              <w:t xml:space="preserve">'Base Resume First,' 'Gaps Before Praise,' 'No Full AI Rewrite' — these are clean, parallel-structured principle names. They're effective but the pattern is so consistent it triggers an AI-detection instinct. A hiring manager who's read a lot of ChatGPT outputs may flag this.</w:t>
+              <w:t xml:space="preserve">This is the second Designer OS ecosystem project. Two solo personal products consecutively creates pattern: 'This designer builds personal products alone.' For mid-to-large company hiring, pattern is less impressive than 'This designer solved team problem and shipped at company scale.' Resume Pipeline and Golden Paths combined take up 2 of 8 case studies (25%) with no team context.</w:t>
             </w:r>
           </w:p>
         </w:tc>
@@ -3582,7 +4266,7 @@
                 <w:sz w:val="20"/>
                 <w:szCs w:val="20"/>
               </w:rPr>
-              <w:t xml:space="preserve">Break the parallel structure on at least one principle. Instead of clean labels, try conversational names: 'Why we show gaps before praise: designers need to see what's missing before they can celebrate what's present.' Make one principle messy and specific.</w:t>
+              <w:t xml:space="preserve">No change to this case study possible. At portfolio level, reorder so Retail, Design System, or Dashboard comes before Resume Pipeline in portfolio order. Let Resume Pipeline be case study #3 or #4, not case study #2. This changes narrative from 'designer's personal projects' to 'designer's diverse impact across contexts.'</w:t>
             </w:r>
           </w:p>
         </w:tc>
@@ -3643,7 +4327,7 @@
                 <w:sz w:val="20"/>
                 <w:szCs w:val="20"/>
               </w:rPr>
-              <w:t xml:space="preserve">Cover letter feature under-explained</w:t>
+              <w:t xml:space="preserve">Design process documentation is new and impressive, but 'vibe code' terminology risks appearing trendy or dismissive</w:t>
             </w:r>
           </w:p>
         </w:tc>
@@ -3671,7 +4355,7 @@
                 <w:sz w:val="20"/>
                 <w:szCs w:val="20"/>
               </w:rPr>
-              <w:t xml:space="preserve">The cover letter generation is mentioned (S14: '&lt;5 min, 3 tones') but never shown or explained in detail. This is potentially a standout feature that's being wasted. How does the tone selection work? What makes it different from ChatGPT generating a cover letter?</w:t>
+              <w:t xml:space="preserve">Showing the actual design methodology (Slide 8) is excellent and rare. But 'vibe code' sounds like developer slang or mockery of quick-and-dirty coding. In an enterprise hiring context, 'vibe' could be misinterpreted as 'not rigorous' or 'ad hoc.' For companies evaluating design-to-code maturity, this terminology needs grounding.</w:t>
             </w:r>
           </w:p>
         </w:tc>
@@ -3699,7 +4383,7 @@
                 <w:sz w:val="20"/>
                 <w:szCs w:val="20"/>
               </w:rPr>
-              <w:t xml:space="preserve">Add 1-2 slides showing: (a) the tone selection interface, (b) a before/after example of a generated cover letter vs a ChatGPT generic output. Show why your pipeline produces better cover letters. This is a differentiator — use it.</w:t>
+              <w:t xml:space="preserve">Replace 'Vibe Code with Claude' title with 'AI-Collaborative Design Iteration with Claude' and add process description: 'Rather than hand-implementing every variant, used Claude as design partner to explore interaction patterns, component APIs, and schema implications. Each iteration cycle: Design hypothesis → Claude brainstorm → Prototype refinement → Usability test.' This framing positions Claude as tool for ideation velocity, not shortcut around rigor.</w:t>
             </w:r>
           </w:p>
         </w:tc>
@@ -3760,7 +4444,7 @@
                 <w:sz w:val="20"/>
                 <w:szCs w:val="20"/>
               </w:rPr>
-              <w:t xml:space="preserve">No error state or edge case design shown</w:t>
+              <w:t xml:space="preserve">Future Vision slide shows Chrome Extension as roadmap but claims 'not yet built'</w:t>
             </w:r>
           </w:p>
         </w:tc>
@@ -3788,7 +4472,7 @@
                 <w:sz w:val="20"/>
                 <w:szCs w:val="20"/>
               </w:rPr>
-              <w:t xml:space="preserve">What happens when the JD paste is malformed? When Claude API is slow? When the gap analysis returns 0% match? Missing edge cases suggest the designer only designed the happy path. This is a common interview question for product designers.</w:t>
+              <w:t xml:space="preserve">Slide 12 Future Vision shows Chrome extension as product roadmap thinking. This is good (signals product vision) but 'not yet built' on a portfolio case study can read as 'unfinished work.' Some hiring managers would prefer 'shipped and live' over 'planned.' This isn't a flaw, but messaging matters.</w:t>
             </w:r>
           </w:p>
         </w:tc>
@@ -3816,7 +4500,124 @@
                 <w:sz w:val="20"/>
                 <w:szCs w:val="20"/>
               </w:rPr>
-              <w:t xml:space="preserve">Add one slide showing 2-3 edge cases: empty state (no JD pasted), error state (API timeout), and low-match state (score &lt; 30%). Show that you thought about the full spectrum of user experience, not just the ideal flow.</w:t>
+              <w:t xml:space="preserve">Reframe Future Vision slide: 'Planned product roadmap: Chrome extension would enable one-click integration with job boards (LinkedIn, AngelList, Triplebyte). Current focus: validate Resume Pipeline core in Figma environment. Chrome extension design exploration completed; engineering resource planning in progress.' This shows thinking without overselling completeness.</w:t>
+            </w:r>
+          </w:p>
+        </w:tc>
+      </w:tr>
+      <w:tr>
+        <w:tc>
+          <w:tcPr>
+            <w:tcW w:type="dxa" w:w="1200"/>
+            <w:tcBorders>
+              <w:top w:val="single" w:color="CCCCCC" w:sz="1"/>
+              <w:left w:val="single" w:color="CCCCCC" w:sz="1"/>
+              <w:bottom w:val="single" w:color="CCCCCC" w:sz="1"/>
+              <w:right w:val="single" w:color="CCCCCC" w:sz="1"/>
+            </w:tcBorders>
+            <w:shd w:fill="F5F5F5" w:val="clear"/>
+            <w:tcMar>
+              <w:top w:type="dxa" w:w="80"/>
+              <w:left w:type="dxa" w:w="120"/>
+              <w:bottom w:type="dxa" w:w="80"/>
+              <w:right w:type="dxa" w:w="120"/>
+            </w:tcMar>
+          </w:tcPr>
+          <w:p>
+            <w:r>
+              <w:rPr>
+                <w:rFonts w:ascii="Arial" w:cs="Arial" w:eastAsia="Arial" w:hAnsi="Arial"/>
+                <w:b/>
+                <w:bCs/>
+                <w:color w:val="27AE60"/>
+                <w:sz w:val="20"/>
+                <w:szCs w:val="20"/>
+              </w:rPr>
+              <w:t xml:space="preserve">LOW</w:t>
+            </w:r>
+          </w:p>
+        </w:tc>
+        <w:tc>
+          <w:tcPr>
+            <w:tcW w:type="dxa" w:w="2800"/>
+            <w:tcBorders>
+              <w:top w:val="single" w:color="CCCCCC" w:sz="1"/>
+              <w:left w:val="single" w:color="CCCCCC" w:sz="1"/>
+              <w:bottom w:val="single" w:color="CCCCCC" w:sz="1"/>
+              <w:right w:val="single" w:color="CCCCCC" w:sz="1"/>
+            </w:tcBorders>
+            <w:shd w:fill="F5F5F5" w:val="clear"/>
+            <w:tcMar>
+              <w:top w:type="dxa" w:w="80"/>
+              <w:left w:type="dxa" w:w="120"/>
+              <w:bottom w:type="dxa" w:w="80"/>
+              <w:right w:type="dxa" w:w="120"/>
+            </w:tcMar>
+          </w:tcPr>
+          <w:p>
+            <w:r>
+              <w:rPr>
+                <w:rFonts w:ascii="Arial" w:cs="Arial" w:eastAsia="Arial" w:hAnsi="Arial"/>
+                <w:sz w:val="20"/>
+                <w:szCs w:val="20"/>
+              </w:rPr>
+              <w:t xml:space="preserve">12 interviews from job market are self-selected (people motivated to solve their job search problem)</w:t>
+            </w:r>
+          </w:p>
+        </w:tc>
+        <w:tc>
+          <w:tcPr>
+            <w:tcW w:type="dxa" w:w="2400"/>
+            <w:tcBorders>
+              <w:top w:val="single" w:color="CCCCCC" w:sz="1"/>
+              <w:left w:val="single" w:color="CCCCCC" w:sz="1"/>
+              <w:bottom w:val="single" w:color="CCCCCC" w:sz="1"/>
+              <w:right w:val="single" w:color="CCCCCC" w:sz="1"/>
+            </w:tcBorders>
+            <w:shd w:fill="F5F5F5" w:val="clear"/>
+            <w:tcMar>
+              <w:top w:type="dxa" w:w="80"/>
+              <w:left w:type="dxa" w:w="120"/>
+              <w:bottom w:type="dxa" w:w="80"/>
+              <w:right w:type="dxa" w:w="120"/>
+            </w:tcMar>
+          </w:tcPr>
+          <w:p>
+            <w:r>
+              <w:rPr>
+                <w:rFonts w:ascii="Arial" w:cs="Arial" w:eastAsia="Arial" w:hAnsi="Arial"/>
+                <w:sz w:val="20"/>
+                <w:szCs w:val="20"/>
+              </w:rPr>
+              <w:t xml:space="preserve">Interview sample is recruited from 'people actively seeking jobs' who want tools to improve applications. This introduces selection bias: they're more motivated to adopt solutions than typical job seeker. Research is still valid but sample is not random population.</w:t>
+            </w:r>
+          </w:p>
+        </w:tc>
+        <w:tc>
+          <w:tcPr>
+            <w:tcW w:type="dxa" w:w="2960"/>
+            <w:tcBorders>
+              <w:top w:val="single" w:color="CCCCCC" w:sz="1"/>
+              <w:left w:val="single" w:color="CCCCCC" w:sz="1"/>
+              <w:bottom w:val="single" w:color="CCCCCC" w:sz="1"/>
+              <w:right w:val="single" w:color="CCCCCC" w:sz="1"/>
+            </w:tcBorders>
+            <w:shd w:fill="F5F5F5" w:val="clear"/>
+            <w:tcMar>
+              <w:top w:type="dxa" w:w="80"/>
+              <w:left w:type="dxa" w:w="120"/>
+              <w:bottom w:type="dxa" w:w="80"/>
+              <w:right w:type="dxa" w:w="120"/>
+            </w:tcMar>
+          </w:tcPr>
+          <w:p>
+            <w:r>
+              <w:rPr>
+                <w:rFonts w:ascii="Arial" w:cs="Arial" w:eastAsia="Arial" w:hAnsi="Arial"/>
+                <w:sz w:val="20"/>
+                <w:szCs w:val="20"/>
+              </w:rPr>
+              <w:t xml:space="preserve">In Slide 5 (Research), add one line acknowledging sample frame: 'Recruited from active job seekers in Product/Design roles (self-selected for tool adoption interest). Results may not generalize to all career stages or industries.' Honest methodology disclosure is more credible than hiding limitations.</w:t>
             </w:r>
           </w:p>
         </w:tc>
@@ -3835,7 +4636,7 @@
           <w:sz w:val="24"/>
           <w:szCs w:val="24"/>
         </w:rPr>
-        <w:t xml:space="preserve">1. [HIGH] Second solo personal product creates a pattern concern</w:t>
+        <w:t xml:space="preserve">1. [HIGH] Homepage metric '2.5-3x callback rate' contradicts case study outcome and math</w:t>
       </w:r>
     </w:p>
     <w:p>
@@ -3859,7 +4660,7 @@
           <w:sz w:val="20"/>
           <w:szCs w:val="20"/>
         </w:rPr>
-        <w:t xml:space="preserve">Two consecutive case studies (Golden Paths + Resume Pipeline) are both solo work on Designer OS. A hiring manager reviewing sequentially will think: 'Can this person work with a team, or do they only build personal tools?' This is the single biggest portfolio risk — it creates a narrative of an independent builder, not a collaborative designer.</w:t>
+        <w:t xml:space="preserve">Portfolio homepage lists '2.5-3x callback rate improvement,' but the actual case study resolves with 'Sarah had 2 callbacks from 5 applications.' If we assume typical cold application callback rate of 4-5%, then Sarah's 40% represents roughly 8-10x improvement, not 2.5-3x. This means either (a) the homepage metric is wrong, (b) the baseline assumption is different than industry standard, or (c) Sarah's outcome is not representative. This exact pattern appears on multiple studies (Retail -34% abandonment, Resume Pipeline callback rate, Finance Dashboard 83% reduction) where homepage metrics don't match slide evidence, creating the appearance that metrics are fabricated for marketing. This is damaging to portfolio credibility.</w:t>
       </w:r>
     </w:p>
     <w:p>
@@ -3883,7 +4684,7 @@
           <w:sz w:val="20"/>
           <w:szCs w:val="20"/>
         </w:rPr>
-        <w:t xml:space="preserve">Reorder the portfolio so a Raytail case study (Retail or Design System) appears between the two Designer OS projects. Alternatively, add a 'Collaboration' callout in one of the Designer OS studies showing how you gathered feedback from beta users, ran design critiques with other designers, or coordinated with the DesignerOS community.</w:t>
+        <w:t xml:space="preserve">Option A: Change homepage to use supported metric: '40→15 min per application (62% time reduction)' which matches slides exactly. Option B: If callback rate data exists, show it in Slide 18 (Metrics): 'Preliminary signal from Sarah's cohort: 40% callback rate (N=1, pending validation at scale).' Include the baseline comparison: 'Industry baseline ~4% cold application callbacks.' This math transparency would actually strengthen credibility. Option C: Remove callback rate metric entirely and stick to metrics that live in the case study (time reduction, tool consolidation).</w:t>
       </w:r>
     </w:p>
     <w:p>
@@ -3899,7 +4700,7 @@
           <w:sz w:val="24"/>
           <w:szCs w:val="24"/>
         </w:rPr>
-        <w:t xml:space="preserve">2. [HIGH] Sarah's outcome is anecdotal ('Interview booked within 48 hours')</w:t>
+        <w:t xml:space="preserve">2. [HIGH] 'Vibe coding with Claude' is undefined and could appear fabricated or exaggerated</w:t>
       </w:r>
     </w:p>
     <w:p>
@@ -3923,7 +4724,7 @@
           <w:sz w:val="20"/>
           <w:szCs w:val="20"/>
         </w:rPr>
-        <w:t xml:space="preserve">One person getting one interview is not evidence that the pipeline works. An evaluator will think: 'Did the pipeline cause this, or was it random?' Anecdotal outcomes are the weakest form of evidence. Compared to the Retail case study's 427% ROI, this resolution feels thin.</w:t>
+        <w:t xml:space="preserve">Slide 8 'How It Was Built' includes step 'Vibe Code with Claude' as a methodology, but nowhere explains what this actually means. Is it: (a) Using Claude to brainstorm interaction patterns? (b) Having Claude generate boilerplate code? (c) Using Claude as a thinking partner for design logic? 'Vibe' is intentionally informal/casual terminology. In an interview, when asked 'What exactly is vibe coding?', the answer determines credibility. If it's vague or defensive, the case study reads as overselling. If it's specific and grounded, it's legitimate AI-assisted design methodology.</w:t>
       </w:r>
     </w:p>
     <w:p>
@@ -3947,7 +4748,7 @@
           <w:sz w:val="20"/>
           <w:szCs w:val="20"/>
         </w:rPr>
-        <w:t xml:space="preserve">Add aggregate data if available: 'Across 8 beta users, average match score increased from 52% to 78% after applying pipeline suggestions. 3 out of 8 reported receiving interview callbacks within 2 weeks.' If no aggregate data exists, reframe the resolution: instead of claiming causation, show the process improvement itself as the outcome.</w:t>
+        <w:t xml:space="preserve">Add one explanatory line in Slide 8: 'Vibe Code with Claude: Collaborative ideation using Claude to iterate design logic, interaction patterns, and component API design. Example: Given resume schema, Claude suggested 'Base Resume First' ordering pattern from UX writing perspective before implementation.' This specificity transforms vague 'vibe' into legitimate AI-assisted design process.</w:t>
       </w:r>
     </w:p>
     <w:p>
@@ -3963,7 +4764,7 @@
           <w:sz w:val="24"/>
           <w:szCs w:val="24"/>
         </w:rPr>
-        <w:t xml:space="preserve">3. [MEDIUM] Chrome extension mentioned as 'planned' but not shipped</w:t>
+        <w:t xml:space="preserve">3. [MEDIUM] Sarah story is N=1 and doesn't validate that pipeline actually improves job search outcomes</w:t>
       </w:r>
     </w:p>
     <w:p>
@@ -3987,7 +4788,7 @@
           <w:sz w:val="20"/>
           <w:szCs w:val="20"/>
         </w:rPr>
-        <w:t xml:space="preserve">Mentioning future features that don't exist yet is risky. If an interviewer asks about it and it's still unbuilt, it looks like you padded the case study with plans rather than execution. 'We planned to do X' is not the same as 'We did X.'</w:t>
+        <w:t xml:space="preserve">The resolution story 'Sarah had 5 tailored applications in 2 weeks, 2 callbacks' proves someone used the tool and got results. But it doesn't prove the tool caused the results. Sarah might have been a strong candidate who would get callbacks anyway. Correlation (used tool, got callbacks) is not causation (tool improved callbacks). Without comparing to baseline or other users, this is anecdotal not validating.</w:t>
       </w:r>
     </w:p>
     <w:p>
@@ -4011,7 +4812,7 @@
           <w:sz w:val="20"/>
           <w:szCs w:val="20"/>
         </w:rPr>
-        <w:t xml:space="preserve">Either (a) remove the Chrome extension slide entirely, or (b) reframe it as 'Product Roadmap Thinking' and make clear: 'Not yet built. Included to show how I think about product evolution beyond the current scope.' Honesty is more impressive than implication.</w:t>
+        <w:t xml:space="preserve">If more data exists, add to Slide 18: 'Initial validation: 3 beta testers completed 12 applications total. Average 2.1 callbacks per user (vs estimated 4-5% industry baseline = ~0.5 expected). Sample too small for statistical significance but directionally positive.' This acknowledges limitation while providing validation signal. Alternatively, restructure Sarah story as 'qualitative outcome validation' not 'quantified business metric.'</w:t>
       </w:r>
     </w:p>
     <w:p>
@@ -4027,7 +4828,7 @@
           <w:sz w:val="24"/>
           <w:szCs w:val="24"/>
         </w:rPr>
-        <w:t xml:space="preserve">4. [MEDIUM] Design principles use X-Don't-Y formulas that read slightly AI-generated</w:t>
+        <w:t xml:space="preserve">4. [MEDIUM] Solo project without team visibility, second consecutive solo product in portfolio</w:t>
       </w:r>
     </w:p>
     <w:p>
@@ -4051,7 +4852,7 @@
           <w:sz w:val="20"/>
           <w:szCs w:val="20"/>
         </w:rPr>
-        <w:t xml:space="preserve">'Base Resume First,' 'Gaps Before Praise,' 'No Full AI Rewrite' — these are clean, parallel-structured principle names. They're effective but the pattern is so consistent it triggers an AI-detection instinct. A hiring manager who's read a lot of ChatGPT outputs may flag this.</w:t>
+        <w:t xml:space="preserve">This is the second Designer OS ecosystem project. Two solo personal products consecutively creates pattern: 'This designer builds personal products alone.' For mid-to-large company hiring, pattern is less impressive than 'This designer solved team problem and shipped at company scale.' Resume Pipeline and Golden Paths combined take up 2 of 8 case studies (25%) with no team context.</w:t>
       </w:r>
     </w:p>
     <w:p>
@@ -4075,7 +4876,7 @@
           <w:sz w:val="20"/>
           <w:szCs w:val="20"/>
         </w:rPr>
-        <w:t xml:space="preserve">Break the parallel structure on at least one principle. Instead of clean labels, try conversational names: 'Why we show gaps before praise: designers need to see what's missing before they can celebrate what's present.' Make one principle messy and specific.</w:t>
+        <w:t xml:space="preserve">No change to this case study possible. At portfolio level, reorder so Retail, Design System, or Dashboard comes before Resume Pipeline in portfolio order. Let Resume Pipeline be case study #3 or #4, not case study #2. This changes narrative from 'designer's personal projects' to 'designer's diverse impact across contexts.'</w:t>
       </w:r>
     </w:p>
     <w:p>
@@ -4091,7 +4892,7 @@
           <w:sz w:val="24"/>
           <w:szCs w:val="24"/>
         </w:rPr>
-        <w:t xml:space="preserve">5. [MEDIUM] Cover letter feature under-explained</w:t>
+        <w:t xml:space="preserve">5. [MEDIUM] Design process documentation is new and impressive, but 'vibe code' terminology risks appearing trendy or dismissive</w:t>
       </w:r>
     </w:p>
     <w:p>
@@ -4115,7 +4916,7 @@
           <w:sz w:val="20"/>
           <w:szCs w:val="20"/>
         </w:rPr>
-        <w:t xml:space="preserve">The cover letter generation is mentioned (S14: '&lt;5 min, 3 tones') but never shown or explained in detail. This is potentially a standout feature that's being wasted. How does the tone selection work? What makes it different from ChatGPT generating a cover letter?</w:t>
+        <w:t xml:space="preserve">Showing the actual design methodology (Slide 8) is excellent and rare. But 'vibe code' sounds like developer slang or mockery of quick-and-dirty coding. In an enterprise hiring context, 'vibe' could be misinterpreted as 'not rigorous' or 'ad hoc.' For companies evaluating design-to-code maturity, this terminology needs grounding.</w:t>
       </w:r>
     </w:p>
     <w:p>
@@ -4139,7 +4940,7 @@
           <w:sz w:val="20"/>
           <w:szCs w:val="20"/>
         </w:rPr>
-        <w:t xml:space="preserve">Add 1-2 slides showing: (a) the tone selection interface, (b) a before/after example of a generated cover letter vs a ChatGPT generic output. Show why your pipeline produces better cover letters. This is a differentiator — use it.</w:t>
+        <w:t xml:space="preserve">Replace 'Vibe Code with Claude' title with 'AI-Collaborative Design Iteration with Claude' and add process description: 'Rather than hand-implementing every variant, used Claude as design partner to explore interaction patterns, component APIs, and schema implications. Each iteration cycle: Design hypothesis → Claude brainstorm → Prototype refinement → Usability test.' This framing positions Claude as tool for ideation velocity, not shortcut around rigor.</w:t>
       </w:r>
     </w:p>
     <w:p>
@@ -4155,7 +4956,7 @@
           <w:sz w:val="24"/>
           <w:szCs w:val="24"/>
         </w:rPr>
-        <w:t xml:space="preserve">6. [LOW] No error state or edge case design shown</w:t>
+        <w:t xml:space="preserve">6. [LOW] Future Vision slide shows Chrome Extension as roadmap but claims 'not yet built'</w:t>
       </w:r>
     </w:p>
     <w:p>
@@ -4179,7 +4980,7 @@
           <w:sz w:val="20"/>
           <w:szCs w:val="20"/>
         </w:rPr>
-        <w:t xml:space="preserve">What happens when the JD paste is malformed? When Claude API is slow? When the gap analysis returns 0% match? Missing edge cases suggest the designer only designed the happy path. This is a common interview question for product designers.</w:t>
+        <w:t xml:space="preserve">Slide 12 Future Vision shows Chrome extension as product roadmap thinking. This is good (signals product vision) but 'not yet built' on a portfolio case study can read as 'unfinished work.' Some hiring managers would prefer 'shipped and live' over 'planned.' This isn't a flaw, but messaging matters.</w:t>
       </w:r>
     </w:p>
     <w:p>
@@ -4203,12 +5004,74 @@
           <w:sz w:val="20"/>
           <w:szCs w:val="20"/>
         </w:rPr>
-        <w:t xml:space="preserve">Add one slide showing 2-3 edge cases: empty state (no JD pasted), error state (API timeout), and low-match state (score &lt; 30%). Show that you thought about the full spectrum of user experience, not just the ideal flow.</w:t>
+        <w:t xml:space="preserve">Reframe Future Vision slide: 'Planned product roadmap: Chrome extension would enable one-click integration with job boards (LinkedIn, AngelList, Triplebyte). Current focus: validate Resume Pipeline core in Figma environment. Chrome extension design exploration completed; engineering resource planning in progress.' This shows thinking without overselling completeness.</w:t>
+      </w:r>
+    </w:p>
+    <w:p>
+      <w:pPr>
+        <w:spacing w:after="120" w:before="200"/>
+      </w:pPr>
+      <w:r>
+        <w:rPr>
+          <w:rFonts w:ascii="Arial" w:cs="Arial" w:eastAsia="Arial" w:hAnsi="Arial"/>
+          <w:b/>
+          <w:bCs/>
+          <w:color w:val="0F2440"/>
+          <w:sz w:val="24"/>
+          <w:szCs w:val="24"/>
+        </w:rPr>
+        <w:t xml:space="preserve">7. [LOW] 12 interviews from job market are self-selected (people motivated to solve their job search problem)</w:t>
+      </w:r>
+    </w:p>
+    <w:p>
+      <w:pPr>
+        <w:spacing w:after="80"/>
+      </w:pPr>
+      <w:r>
+        <w:rPr>
+          <w:rFonts w:ascii="Arial" w:cs="Arial" w:eastAsia="Arial" w:hAnsi="Arial"/>
+          <w:b/>
+          <w:bCs/>
+          <w:color w:val="C0392B"/>
+          <w:sz w:val="20"/>
+          <w:szCs w:val="20"/>
+        </w:rPr>
+        <w:t xml:space="preserve">Why It Hurts: </w:t>
+      </w:r>
+      <w:r>
+        <w:rPr>
+          <w:rFonts w:ascii="Arial" w:cs="Arial" w:eastAsia="Arial" w:hAnsi="Arial"/>
+          <w:sz w:val="20"/>
+          <w:szCs w:val="20"/>
+        </w:rPr>
+        <w:t xml:space="preserve">Interview sample is recruited from 'people actively seeking jobs' who want tools to improve applications. This introduces selection bias: they're more motivated to adopt solutions than typical job seeker. Research is still valid but sample is not random population.</w:t>
+      </w:r>
+    </w:p>
+    <w:p>
+      <w:pPr>
+        <w:spacing w:after="160"/>
+      </w:pPr>
+      <w:r>
+        <w:rPr>
+          <w:rFonts w:ascii="Arial" w:cs="Arial" w:eastAsia="Arial" w:hAnsi="Arial"/>
+          <w:b/>
+          <w:bCs/>
+          <w:color w:val="27AE60"/>
+          <w:sz w:val="20"/>
+          <w:szCs w:val="20"/>
+        </w:rPr>
+        <w:t xml:space="preserve">Suggested Fix: </w:t>
+      </w:r>
+      <w:r>
+        <w:rPr>
+          <w:rFonts w:ascii="Arial" w:cs="Arial" w:eastAsia="Arial" w:hAnsi="Arial"/>
+          <w:sz w:val="20"/>
+          <w:szCs w:val="20"/>
+        </w:rPr>
+        <w:t xml:space="preserve">In Slide 5 (Research), add one line acknowledging sample frame: 'Recruited from active job seekers in Product/Design roles (self-selected for tool adoption interest). Results may not generalize to all career stages or industries.' Honest methodology disclosure is more credible than hiding limitations.</w:t>
       </w:r>
     </w:p>
     <w:sectPr>
-      <w:headerReference w:type="default" r:id="rId7"/>
-      <w:footerReference w:type="default" r:id="rId8"/>
       <w:pgSz w:w="12240" w:h="15840" w:orient="portrait"/>
       <w:pgMar w:top="1440" w:right="1440" w:bottom="1440" w:left="1440" w:header="708" w:footer="708" w:gutter="0"/>
       <w:pgNumType/>
@@ -4259,35 +5122,6 @@
 </w:endnotes>
 </file>
 
-<file path=word/footer1.xml><?xml version="1.0" encoding="utf-8"?>
-<w:ftr xmlns:wpc="http://schemas.microsoft.com/office/word/2010/wordprocessingCanvas" xmlns:mc="http://schemas.openxmlformats.org/markup-compatibility/2006" xmlns:o="urn:schemas-microsoft-com:office:office" xmlns:r="http://schemas.openxmlformats.org/officeDocument/2006/relationships" xmlns:m="http://schemas.openxmlformats.org/officeDocument/2006/math" xmlns:v="urn:schemas-microsoft-com:vml" xmlns:wp14="http://schemas.microsoft.com/office/word/2010/wordprocessingDrawing" xmlns:wp="http://schemas.openxmlformats.org/drawingml/2006/wordprocessingDrawing" xmlns:w10="urn:schemas-microsoft-com:office:word" xmlns:w="http://schemas.openxmlformats.org/wordprocessingml/2006/main" xmlns:w14="http://schemas.microsoft.com/office/word/2010/wordml" xmlns:w15="http://schemas.microsoft.com/office/word/2012/wordml" xmlns:wpg="http://schemas.microsoft.com/office/word/2010/wordprocessingGroup" xmlns:wpi="http://schemas.microsoft.com/office/word/2010/wordprocessingInk" xmlns:wne="http://schemas.microsoft.com/office/word/2006/wordml" xmlns:wps="http://schemas.microsoft.com/office/word/2010/wordprocessingShape">
-  <w:p>
-    <w:pPr>
-      <w:jc w:val="center"/>
-    </w:pPr>
-    <w:r>
-      <w:rPr>
-        <w:rFonts w:ascii="Arial" w:cs="Arial" w:eastAsia="Arial" w:hAnsi="Arial"/>
-        <w:sz w:val="16"/>
-        <w:szCs w:val="16"/>
-      </w:rPr>
-      <w:t xml:space="preserve">Page </w:t>
-    </w:r>
-    <w:r>
-      <w:rPr>
-        <w:rFonts w:ascii="Arial" w:cs="Arial" w:eastAsia="Arial" w:hAnsi="Arial"/>
-        <w:sz w:val="16"/>
-        <w:szCs w:val="16"/>
-      </w:rPr>
-      <w:fldChar w:fldCharType="begin"/>
-      <w:instrText xml:space="preserve">PAGE</w:instrText>
-      <w:fldChar w:fldCharType="separate"/>
-      <w:fldChar w:fldCharType="end"/>
-    </w:r>
-  </w:p>
-</w:ftr>
-</file>
-
 <file path=word/footnotes.xml><?xml version="1.0" encoding="utf-8"?>
 <w:footnotes xmlns:wpc="http://schemas.microsoft.com/office/word/2010/wordprocessingCanvas" xmlns:mc="http://schemas.openxmlformats.org/markup-compatibility/2006" xmlns:o="urn:schemas-microsoft-com:office:office" xmlns:r="http://schemas.openxmlformats.org/officeDocument/2006/relationships" xmlns:m="http://schemas.openxmlformats.org/officeDocument/2006/math" xmlns:v="urn:schemas-microsoft-com:vml" xmlns:wp14="http://schemas.microsoft.com/office/word/2010/wordprocessingDrawing" xmlns:wp="http://schemas.openxmlformats.org/drawingml/2006/wordprocessingDrawing" xmlns:w10="urn:schemas-microsoft-com:office:word" xmlns:w="http://schemas.openxmlformats.org/wordprocessingml/2006/main" xmlns:w14="http://schemas.microsoft.com/office/word/2010/wordml" xmlns:w15="http://schemas.microsoft.com/office/word/2012/wordml" xmlns:wpg="http://schemas.microsoft.com/office/word/2010/wordprocessingGroup" xmlns:wpi="http://schemas.microsoft.com/office/word/2010/wordprocessingInk" xmlns:wne="http://schemas.microsoft.com/office/word/2006/wordml" xmlns:wps="http://schemas.microsoft.com/office/word/2010/wordprocessingShape" mc:Ignorable="w14 w15 wp14">
   <w:footnote w:type="separator" w:id="-1">
@@ -4323,22 +5157,6 @@
     </w:p>
   </w:footnote>
 </w:footnotes>
-</file>
-
-<file path=word/header1.xml><?xml version="1.0" encoding="utf-8"?>
-<w:hdr xmlns:wpc="http://schemas.microsoft.com/office/word/2010/wordprocessingCanvas" xmlns:mc="http://schemas.openxmlformats.org/markup-compatibility/2006" xmlns:o="urn:schemas-microsoft-com:office:office" xmlns:r="http://schemas.openxmlformats.org/officeDocument/2006/relationships" xmlns:m="http://schemas.openxmlformats.org/officeDocument/2006/math" xmlns:v="urn:schemas-microsoft-com:vml" xmlns:wp14="http://schemas.microsoft.com/office/word/2010/wordprocessingDrawing" xmlns:wp="http://schemas.openxmlformats.org/drawingml/2006/wordprocessingDrawing" xmlns:w10="urn:schemas-microsoft-com:office:word" xmlns:w="http://schemas.openxmlformats.org/wordprocessingml/2006/main" xmlns:w14="http://schemas.microsoft.com/office/word/2010/wordml" xmlns:w15="http://schemas.microsoft.com/office/word/2012/wordml" xmlns:wpg="http://schemas.microsoft.com/office/word/2010/wordprocessingGroup" xmlns:wpi="http://schemas.microsoft.com/office/word/2010/wordprocessingInk" xmlns:wne="http://schemas.microsoft.com/office/word/2006/wordml" xmlns:wps="http://schemas.microsoft.com/office/word/2010/wordprocessingShape" xmlns:cx="http://schemas.microsoft.com/office/drawing/2014/chartex" xmlns:cx1="http://schemas.microsoft.com/office/drawing/2015/9/8/chartex" xmlns:cx2="http://schemas.microsoft.com/office/drawing/2015/10/21/chartex" xmlns:cx3="http://schemas.microsoft.com/office/drawing/2016/5/9/chartex" xmlns:cx4="http://schemas.microsoft.com/office/drawing/2016/5/10/chartex" xmlns:cx5="http://schemas.microsoft.com/office/drawing/2016/5/11/chartex" xmlns:cx6="http://schemas.microsoft.com/office/drawing/2016/5/12/chartex" xmlns:cx7="http://schemas.microsoft.com/office/drawing/2016/5/13/chartex" xmlns:cx8="http://schemas.microsoft.com/office/drawing/2016/5/14/chartex" xmlns:w16cid="http://schemas.microsoft.com/office/word/2016/wordml/cid" xmlns:w16se="http://schemas.microsoft.com/office/word/2015/wordml/symex">
-  <w:p>
-    <w:r>
-      <w:rPr>
-        <w:rFonts w:ascii="Arial" w:cs="Arial" w:eastAsia="Arial" w:hAnsi="Arial"/>
-        <w:color w:val="333333"/>
-        <w:sz w:val="16"/>
-        <w:szCs w:val="16"/>
-      </w:rPr>
-      <w:t xml:space="preserve">Case Study Review: AI Job Analyzer &amp; Tailored Resume Pipeline</w:t>
-    </w:r>
-  </w:p>
-</w:hdr>
 </file>
 
 <file path=word/numbering.xml><?xml version="1.0" encoding="utf-8"?>
